--- a/docs/docx/USER-HANDOVER.docx
+++ b/docs/docx/USER-HANDOVER.docx
@@ -43,7 +43,7 @@
         <w:pStyle w:val="FirstParagraph"/>
       </w:pPr>
       <w:r>
-        <w:t xml:space="preserve">This guide is for staff who already have the extension installed. It explains how to copy one student from SAMS CRM and fill a university application draft. It does not cover installation.</w:t>
+        <w:t xml:space="preserve">This guide is for staff who already have the extension installed. It explains how to copy one student from SAMS CRM or Campora and fill a university application draft. It does not cover installation.</w:t>
       </w:r>
     </w:p>
     <w:p>
@@ -134,7 +134,7 @@
         </w:numPr>
       </w:pPr>
       <w:r>
-        <w:t xml:space="preserve">Sign into SAMS CRM the normal way (your usual browser sign-in).</w:t>
+        <w:t xml:space="preserve">Sign into SAMS CRM or Campora the normal way (your usual browser sign-in).</w:t>
       </w:r>
     </w:p>
     <w:p>
@@ -228,7 +228,7 @@
         </w:numPr>
       </w:pPr>
       <w:r>
-        <w:t xml:space="preserve">In SAMS CRM, open the individual student profile you need.</w:t>
+        <w:t xml:space="preserve">In SAMS CRM or Campora, open the individual student profile you need.</w:t>
       </w:r>
     </w:p>
     <w:p>
@@ -903,7 +903,23 @@
         </w:numPr>
       </w:pPr>
       <w:r>
-        <w:t xml:space="preserve">For each upload field, open the document list and choose the correct CRM file yourself. Suggested options may be marked. The extension never selects one for you.</w:t>
+        <w:t xml:space="preserve">For each upload field, open the document list and choose the correct CRM file yourself. Suggested options may be marked. The extension never selects one for you. Select</w:t>
+      </w:r>
+      <w:r>
+        <w:t xml:space="preserve"> </w:t>
+      </w:r>
+      <w:r>
+        <w:rPr>
+          <w:b/>
+          <w:bCs/>
+        </w:rPr>
+        <w:t xml:space="preserve">Show on page</w:t>
+      </w:r>
+      <w:r>
+        <w:t xml:space="preserve"> </w:t>
+      </w:r>
+      <w:r>
+        <w:t xml:space="preserve">to scroll to and outline that field without changing it. If the portal hides its file input behind its own upload widget, the popup says so and you attach the file in the portal yourself.</w:t>
       </w:r>
     </w:p>
     <w:p>
@@ -976,6 +992,14 @@
       </w:pPr>
       <w:r>
         <w:t xml:space="preserve">Supported attach types are pdf, jpg, jpeg, png, doc, and docx. Files larger than 10 MB (10 × 1024 × 1024 bytes) are refused. Attach those manually in the portal.</w:t>
+      </w:r>
+    </w:p>
+    <w:p>
+      <w:pPr>
+        <w:pStyle w:val="BodyText"/>
+      </w:pPr>
+      <w:r>
+        <w:t xml:space="preserve">Documents are listed from SAMS CRM only. For a student copied from Campora, attach files manually in the portal.</w:t>
       </w:r>
     </w:p>
     <w:p>

--- a/docs/docx/USER-HANDOVER.docx
+++ b/docs/docx/USER-HANDOVER.docx
@@ -43,7 +43,7 @@
         <w:pStyle w:val="FirstParagraph"/>
       </w:pPr>
       <w:r>
-        <w:t xml:space="preserve">This guide is for staff who already have the extension installed. It explains how to copy one student from SAMS CRM or Campora and fill a university application draft. It does not cover installation.</w:t>
+        <w:t xml:space="preserve">This guide is for staff who already have the extension installed. It shows how to copy one student from SAMS CRM or Campora and fill a university application draft. It does not cover installation.</w:t>
       </w:r>
     </w:p>
     <w:p>
@@ -55,13 +55,13 @@
           <w:b/>
           <w:bCs/>
         </w:rPr>
-        <w:t xml:space="preserve">What this extension does.</w:t>
-      </w:r>
-      <w:r>
-        <w:t xml:space="preserve"> </w:t>
-      </w:r>
-      <w:r>
-        <w:t xml:space="preserve">It copies visible student details (and a list of CRM documents) into temporary browser memory, then helps you fill empty fields on a university form page. You still save, continue, pay, declare, and submit yourself.</w:t>
+        <w:t xml:space="preserve">What the extension does.</w:t>
+      </w:r>
+      <w:r>
+        <w:t xml:space="preserve"> </w:t>
+      </w:r>
+      <w:r>
+        <w:t xml:space="preserve">It copies visible student details and a list of CRM documents into temporary browser memory. Then it fills empty fields on a university form page. You save, continue, pay, declare, and submit yourself.</w:t>
       </w:r>
     </w:p>
     <w:p>
@@ -73,13 +73,29 @@
           <w:b/>
           <w:bCs/>
         </w:rPr>
-        <w:t xml:space="preserve">What it does not do.</w:t>
-      </w:r>
-      <w:r>
-        <w:t xml:space="preserve"> </w:t>
-      </w:r>
-      <w:r>
-        <w:t xml:space="preserve">It does not submit forms, overwrite existing values, or choose documents for you. It does not read file contents to answer questions. Its temporary copy expires after about 30 minutes without a successful Copy, Autofill, or Attach. Clear removes that copy, not values, files, or clipboard text already sent elsewhere.</w:t>
+        <w:t xml:space="preserve">What the extension does not do.</w:t>
+      </w:r>
+      <w:r>
+        <w:t xml:space="preserve"> </w:t>
+      </w:r>
+      <w:r>
+        <w:t xml:space="preserve">It does not submit forms. It does not overwrite existing values. It does not choose documents for you. It does not read the contents of files. The temporary copy expires after about 30 minutes without a successful Copy, Autofill, or Attach.</w:t>
+      </w:r>
+      <w:r>
+        <w:t xml:space="preserve"> </w:t>
+      </w:r>
+      <w:r>
+        <w:rPr>
+          <w:b/>
+          <w:bCs/>
+        </w:rPr>
+        <w:t xml:space="preserve">Clear</w:t>
+      </w:r>
+      <w:r>
+        <w:t xml:space="preserve"> </w:t>
+      </w:r>
+      <w:r>
+        <w:t xml:space="preserve">removes the copy. It does not remove values, files, or clipboard text that you already sent somewhere else.</w:t>
       </w:r>
     </w:p>
     <w:p>
@@ -97,7 +113,7 @@
         <w:t xml:space="preserve"> </w:t>
       </w:r>
       <w:r>
-        <w:t xml:space="preserve">Filling a field or attaching a file can trigger the university's own autosave or upload. The extension does not need to click Save or Submit for that to happen. Use only approved university pages and check the student and destination first.</w:t>
+        <w:t xml:space="preserve">When the extension fills a field or attaches a file, the university's own page may save or upload it. The extension does not need to click Save or Submit for this to happen. Use only approved university pages. Check the student and the destination first.</w:t>
       </w:r>
     </w:p>
     <w:p>
@@ -105,7 +121,7 @@
         <w:pStyle w:val="BodyText"/>
       </w:pPr>
       <w:r>
-        <w:t xml:space="preserve">Mapped universities today are University of Greenwich, Bangor University, and University of Greater Manchester. Other universities use careful matching for common personal and contact fields only. Expect more manual work outside those three.</w:t>
+        <w:t xml:space="preserve">Greenwich, Bangor, and Greater Manchester have saved mappings. Other universities get careful matching for common personal and contact fields only. Expect more manual work there.</w:t>
       </w:r>
     </w:p>
     <w:p>
@@ -134,7 +150,7 @@
         </w:numPr>
       </w:pPr>
       <w:r>
-        <w:t xml:space="preserve">Sign into SAMS CRM or Campora the normal way (your usual browser sign-in).</w:t>
+        <w:t xml:space="preserve">Sign in to SAMS CRM or Campora the normal way.</w:t>
       </w:r>
     </w:p>
     <w:p>
@@ -146,20 +162,7 @@
         </w:numPr>
       </w:pPr>
       <w:r>
-        <w:t xml:space="preserve">Work with</w:t>
-      </w:r>
-      <w:r>
-        <w:t xml:space="preserve"> </w:t>
-      </w:r>
-      <w:r>
-        <w:rPr>
-          <w:b/>
-          <w:bCs/>
-        </w:rPr>
-        <w:t xml:space="preserve">one student at a time</w:t>
-      </w:r>
-      <w:r>
-        <w:t xml:space="preserve">. A new successful</w:t>
+        <w:t xml:space="preserve">Work with one student at a time. A new successful</w:t>
       </w:r>
       <w:r>
         <w:t xml:space="preserve"> </w:t>
@@ -175,7 +178,7 @@
         <w:t xml:space="preserve"> </w:t>
       </w:r>
       <w:r>
-        <w:t xml:space="preserve">replaces the previous student in the extension.</w:t>
+        <w:t xml:space="preserve">replaces the previous student.</w:t>
       </w:r>
     </w:p>
     <w:p>
@@ -187,7 +190,7 @@
         </w:numPr>
       </w:pPr>
       <w:r>
-        <w:t xml:space="preserve">Keep the CRM student profile tab open if you plan to attach documents later.</w:t>
+        <w:t xml:space="preserve">Keep the CRM student profile tab open if you plan to attach documents.</w:t>
       </w:r>
     </w:p>
     <w:p>
@@ -199,7 +202,7 @@
         </w:numPr>
       </w:pPr>
       <w:r>
-        <w:t xml:space="preserve">Use your organisation's approved device and browser profile. Do not share an unlocked session or use a personal browser profile without approval.</w:t>
+        <w:t xml:space="preserve">Use your organisation's approved device and browser profile. Do not share an unlocked session. Do not use a personal browser profile unless your organisation approves it.</w:t>
       </w:r>
     </w:p>
     <w:p>
@@ -213,9 +216,9 @@
       <w:pPr>
         <w:pStyle w:val="Heading2"/>
       </w:pPr>
-      <w:bookmarkStart w:id="11" w:name="_eb8ef05e5167d12a801ed89f677d9d9357570e6"/>
-      <w:r>
-        <w:t xml:space="preserve">Step 1. Open one student in the CRM</w:t>
+      <w:bookmarkStart w:id="11" w:name="_da8aaabd819ac0bb96090aac8205fcf9f75f857"/>
+      <w:r>
+        <w:t xml:space="preserve">Step 1. Open one student</w:t>
       </w:r>
       <w:bookmarkEnd w:id="11"/>
     </w:p>
@@ -228,7 +231,7 @@
         </w:numPr>
       </w:pPr>
       <w:r>
-        <w:t xml:space="preserve">In SAMS CRM or Campora, open the individual student profile you need.</w:t>
+        <w:t xml:space="preserve">In SAMS CRM or Campora, open the profile of the student.</w:t>
       </w:r>
     </w:p>
     <w:p>
@@ -240,7 +243,7 @@
         </w:numPr>
       </w:pPr>
       <w:r>
-        <w:t xml:space="preserve">Expand any collapsed sections that hold the details you care about (personal, contact, education, and similar).</w:t>
+        <w:t xml:space="preserve">Expand any closed sections that hold the details you need (for example personal, contact, or education).</w:t>
       </w:r>
     </w:p>
     <w:p>
@@ -252,7 +255,7 @@
         </w:numPr>
       </w:pPr>
       <w:r>
-        <w:t xml:space="preserve">Stay on that profile page. Do not stay on a list, dashboard, or settings page.</w:t>
+        <w:t xml:space="preserve">Stay on that profile page. Do not use a list, dashboard, or settings page.</w:t>
       </w:r>
     </w:p>
     <w:p>
@@ -281,7 +284,7 @@
         </w:numPr>
       </w:pPr>
       <w:r>
-        <w:t xml:space="preserve">Click the extension icon in the browser toolbar to open the popup.</w:t>
+        <w:t xml:space="preserve">Select the extension icon in the browser toolbar.</w:t>
       </w:r>
     </w:p>
     <w:p>
@@ -306,7 +309,7 @@
         <w:t xml:space="preserve">Copy from CRM</w:t>
       </w:r>
       <w:r>
-        <w:t xml:space="preserve">. If another student is already shown, the button says</w:t>
+        <w:t xml:space="preserve">. If a student is already shown, the button says</w:t>
       </w:r>
       <w:r>
         <w:t xml:space="preserve"> </w:t>
@@ -331,7 +334,7 @@
         </w:numPr>
       </w:pPr>
       <w:r>
-        <w:t xml:space="preserve">Wait until the popup shows the student name and a short note such as how many fields were copied.</w:t>
+        <w:t xml:space="preserve">Wait until the popup shows the student name and the number of copied fields.</w:t>
       </w:r>
     </w:p>
     <w:p>
@@ -343,7 +346,7 @@
         </w:numPr>
       </w:pPr>
       <w:r>
-        <w:t xml:space="preserve">Confirm that the name on the card is the correct student.</w:t>
+        <w:t xml:space="preserve">Check that the name on the card is correct.</w:t>
       </w:r>
     </w:p>
     <w:p>
@@ -368,10 +371,7 @@
         <w:t xml:space="preserve">Copied details</w:t>
       </w:r>
       <w:r>
-        <w:t xml:space="preserve"> </w:t>
-      </w:r>
-      <w:r>
-        <w:t xml:space="preserve">to search fields or values, and use the small</w:t>
+        <w:t xml:space="preserve">. You can search the fields and values. Select the small</w:t>
       </w:r>
       <w:r>
         <w:t xml:space="preserve"> </w:t>
@@ -387,7 +387,7 @@
         <w:t xml:space="preserve"> </w:t>
       </w:r>
       <w:r>
-        <w:t xml:space="preserve">control next to a value if you need to paste it by hand later.</w:t>
+        <w:t xml:space="preserve">control next to a value to paste it by hand later.</w:t>
       </w:r>
     </w:p>
     <w:p>
@@ -415,7 +415,7 @@
         <w:t xml:space="preserve"> </w:t>
       </w:r>
       <w:r>
-        <w:t xml:space="preserve">to see which CRM files are available. Select</w:t>
+        <w:t xml:space="preserve">to see the available CRM files. Select</w:t>
       </w:r>
       <w:r>
         <w:t xml:space="preserve"> </w:t>
@@ -431,7 +431,7 @@
         <w:t xml:space="preserve"> </w:t>
       </w:r>
       <w:r>
-        <w:t xml:space="preserve">to open that file in a new tab and check it.</w:t>
+        <w:t xml:space="preserve">to open a file in a new tab.</w:t>
       </w:r>
     </w:p>
     <w:p>
@@ -439,7 +439,7 @@
         <w:pStyle w:val="FirstParagraph"/>
       </w:pPr>
       <w:r>
-        <w:t xml:space="preserve">If a section was still closed, open it in the CRM and select</w:t>
+        <w:t xml:space="preserve">If a section was closed, open it in the CRM. Then select</w:t>
       </w:r>
       <w:r>
         <w:t xml:space="preserve"> </w:t>
@@ -452,7 +452,7 @@
         <w:t xml:space="preserve">Copy again</w:t>
       </w:r>
       <w:r>
-        <w:t xml:space="preserve">. If course or intake details are still missing after a second Copy, reload the lead page in the CRM and select</w:t>
+        <w:t xml:space="preserve">. If course or intake details are still missing, reload the lead page in the CRM. Then select</w:t>
       </w:r>
       <w:r>
         <w:t xml:space="preserve"> </w:t>
@@ -465,7 +465,7 @@
         <w:t xml:space="preserve">Copy again</w:t>
       </w:r>
       <w:r>
-        <w:t xml:space="preserve">: opening the Profile tab removes the Applications stage data until the page reloads.</w:t>
+        <w:t xml:space="preserve">. Opening the Profile tab removes the Applications stage data until you reload the page.</w:t>
       </w:r>
     </w:p>
     <w:p>
@@ -479,9 +479,9 @@
       <w:pPr>
         <w:pStyle w:val="Heading2"/>
       </w:pPr>
-      <w:bookmarkStart w:id="13" w:name="_e013c93442e4c841b158c4451fead0bb0832d76"/>
-      <w:r>
-        <w:t xml:space="preserve">Step 3. Open the university form page</w:t>
+      <w:bookmarkStart w:id="13" w:name="_31de1af4ed5c9bb0d49f6e5aa57c587c67ac654"/>
+      <w:r>
+        <w:t xml:space="preserve">Step 3. Open the university form</w:t>
       </w:r>
       <w:bookmarkEnd w:id="13"/>
     </w:p>
@@ -494,7 +494,7 @@
         </w:numPr>
       </w:pPr>
       <w:r>
-        <w:t xml:space="preserve">Sign into the university application portal yourself.</w:t>
+        <w:t xml:space="preserve">Sign in to the university application portal yourself.</w:t>
       </w:r>
     </w:p>
     <w:p>
@@ -506,7 +506,7 @@
         </w:numPr>
       </w:pPr>
       <w:r>
-        <w:t xml:space="preserve">Open the exact form step you want to prepare (for example personal details, then education on the next visit).</w:t>
+        <w:t xml:space="preserve">Open the form step that you want to prepare (for example personal details).</w:t>
       </w:r>
     </w:p>
     <w:p>
@@ -526,7 +526,7 @@
         <w:pStyle w:val="FirstParagraph"/>
       </w:pPr>
       <w:r>
-        <w:t xml:space="preserve">The extension fills only the current page and supported sections inside it. Repeat Autofill for each form page.</w:t>
+        <w:t xml:space="preserve">The extension fills only the current page. Repeat Autofill on each form page.</w:t>
       </w:r>
     </w:p>
     <w:p>
@@ -534,7 +534,7 @@
         <w:pStyle w:val="BodyText"/>
       </w:pPr>
       <w:r>
-        <w:t xml:space="preserve">Check that the address is your approved university portal and starts with</w:t>
+        <w:t xml:space="preserve">Before you use Autofill or Attach, check the address. It must be an approved university portal. It must start with</w:t>
       </w:r>
       <w:r>
         <w:t xml:space="preserve"> </w:t>
@@ -546,10 +546,7 @@
         <w:t xml:space="preserve">https://</w:t>
       </w:r>
       <w:r>
-        <w:t xml:space="preserve"> </w:t>
-      </w:r>
-      <w:r>
-        <w:t xml:space="preserve">before Autofill or Attach. The extension's ability to run on a website is not approval to send student data there.</w:t>
+        <w:t xml:space="preserve">. The extension can run on a website, but this does not mean that you may send student data there.</w:t>
       </w:r>
     </w:p>
     <w:p>
@@ -565,7 +562,7 @@
       </w:pPr>
       <w:bookmarkStart w:id="14" w:name="_ff21bb4d3036e73fa1e03ce43aa99af59456238"/>
       <w:r>
-        <w:t xml:space="preserve">Step 4. Allow this website when asked</w:t>
+        <w:t xml:space="preserve">Step 4. Allow this website (when asked)</w:t>
       </w:r>
       <w:bookmarkEnd w:id="14"/>
     </w:p>
@@ -574,7 +571,7 @@
         <w:pStyle w:val="FirstParagraph"/>
       </w:pPr>
       <w:r>
-        <w:t xml:space="preserve">On some university sites the popup shows</w:t>
+        <w:t xml:space="preserve">On some university sites, the popup shows</w:t>
       </w:r>
       <w:r>
         <w:t xml:space="preserve"> </w:t>
@@ -599,7 +596,7 @@
         </w:numPr>
       </w:pPr>
       <w:r>
-        <w:t xml:space="preserve">Check the website address shown in the message.</w:t>
+        <w:t xml:space="preserve">Check the website address in the message.</w:t>
       </w:r>
     </w:p>
     <w:p>
@@ -639,7 +636,7 @@
         </w:numPr>
       </w:pPr>
       <w:r>
-        <w:t xml:space="preserve">The popup confirms access. Nothing is filled yet.</w:t>
+        <w:t xml:space="preserve">The popup confirms the access. Nothing is filled yet.</w:t>
       </w:r>
     </w:p>
     <w:p>
@@ -651,7 +648,7 @@
         </w:numPr>
       </w:pPr>
       <w:r>
-        <w:t xml:space="preserve">Then select</w:t>
+        <w:t xml:space="preserve">Select</w:t>
       </w:r>
       <w:r>
         <w:t xml:space="preserve"> </w:t>
@@ -716,7 +713,7 @@
         </w:numPr>
       </w:pPr>
       <w:r>
-        <w:t xml:space="preserve">Confirm the student name is still correct.</w:t>
+        <w:t xml:space="preserve">Check that the student name is correct.</w:t>
       </w:r>
     </w:p>
     <w:p>
@@ -753,7 +750,7 @@
         </w:numPr>
       </w:pPr>
       <w:r>
-        <w:t xml:space="preserve">Read the summary in the popup (filled fields, skipped fields, and fields left for you).</w:t>
+        <w:t xml:space="preserve">Read the summary in the popup. It lists filled fields, skipped fields, and fields that you must complete.</w:t>
       </w:r>
     </w:p>
     <w:p>
@@ -765,7 +762,7 @@
         </w:numPr>
       </w:pPr>
       <w:r>
-        <w:t xml:space="preserve">Look at the form itself and check every important value.</w:t>
+        <w:t xml:space="preserve">Check every important value in the form.</w:t>
       </w:r>
     </w:p>
     <w:p>
@@ -783,7 +780,7 @@
         <w:t xml:space="preserve"> </w:t>
       </w:r>
       <w:r>
-        <w:t xml:space="preserve">Autofill does not change a field that already contains a value. If a wrong value is already there, clear or correct it yourself in the portal, then run</w:t>
+        <w:t xml:space="preserve">Autofill does not change a field that already has a value. If a value is wrong, clear or correct it in the portal. Then run</w:t>
       </w:r>
       <w:r>
         <w:t xml:space="preserve"> </w:t>
@@ -799,7 +796,7 @@
         <w:t xml:space="preserve"> </w:t>
       </w:r>
       <w:r>
-        <w:t xml:space="preserve">again for empty fields only.</w:t>
+        <w:t xml:space="preserve">again. It fills the empty fields only.</w:t>
       </w:r>
     </w:p>
     <w:p>
@@ -817,7 +814,7 @@
         <w:t xml:space="preserve"> </w:t>
       </w:r>
       <w:r>
-        <w:t xml:space="preserve">Complete anything the summary lists for manual review. Account, payment, declaration, referee, emergency contact, agent, and many education or employment questions often stay manual, especially on universities that are not fully mapped.</w:t>
+        <w:t xml:space="preserve">Complete every field that the summary lists for manual review. These fields often stay manual: account, payment, declaration, referee, emergency contact, agent, and many education or employment questions. This is most common on universities without a saved mapping.</w:t>
       </w:r>
     </w:p>
     <w:p>
@@ -831,9 +828,9 @@
       <w:pPr>
         <w:pStyle w:val="Heading2"/>
       </w:pPr>
-      <w:bookmarkStart w:id="16" w:name="_4d025ea649eeab86e058a19efa33bafbdbc1bf4"/>
-      <w:r>
-        <w:t xml:space="preserve">Step 6. Attach CRM documents (when the form has file uploads)</w:t>
+      <w:bookmarkStart w:id="16" w:name="_49964dbb33f706cfa6d9072c3eb3491713f8db5"/>
+      <w:r>
+        <w:t xml:space="preserve">Step 6. Attach CRM documents</w:t>
       </w:r>
       <w:bookmarkEnd w:id="16"/>
     </w:p>
@@ -842,7 +839,7 @@
         <w:pStyle w:val="FirstParagraph"/>
       </w:pPr>
       <w:r>
-        <w:t xml:space="preserve">Do this only when the page has file upload fields and you have copied documents.</w:t>
+        <w:t xml:space="preserve">Do this only when the page has file upload fields and you copied documents.</w:t>
       </w:r>
     </w:p>
     <w:p>
@@ -854,7 +851,7 @@
         </w:numPr>
       </w:pPr>
       <w:r>
-        <w:t xml:space="preserve">Keep the signed-in SAMS CRM tab open.</w:t>
+        <w:t xml:space="preserve">Keep a signed-in SAMS CRM tab open.</w:t>
       </w:r>
     </w:p>
     <w:p>
@@ -866,7 +863,7 @@
         </w:numPr>
       </w:pPr>
       <w:r>
-        <w:t xml:space="preserve">On the portal form page, open the extension and select</w:t>
+        <w:t xml:space="preserve">On the portal form page, open the extension. Select</w:t>
       </w:r>
       <w:r>
         <w:t xml:space="preserve"> </w:t>
@@ -891,7 +888,7 @@
         </w:numPr>
       </w:pPr>
       <w:r>
-        <w:t xml:space="preserve">Read the warning on the card: some portals upload the file as soon as it is attached.</w:t>
+        <w:t xml:space="preserve">Read the warning on the card. Some portals upload the file as soon as it is attached.</w:t>
       </w:r>
     </w:p>
     <w:p>
@@ -903,7 +900,19 @@
         </w:numPr>
       </w:pPr>
       <w:r>
-        <w:t xml:space="preserve">For each upload field, open the document list and choose the correct CRM file yourself. Suggested options may be marked. The extension never selects one for you. Select</w:t>
+        <w:t xml:space="preserve">For each upload field, open the document list. Choose the correct CRM file yourself. The extension may mark suggested files. It never selects one for you.</w:t>
+      </w:r>
+    </w:p>
+    <w:p>
+      <w:pPr>
+        <w:pStyle w:val="Compact"/>
+        <w:numPr>
+          <w:ilvl w:val="0"/>
+          <w:numId w:val="1007"/>
+        </w:numPr>
+      </w:pPr>
+      <w:r>
+        <w:t xml:space="preserve">Select</w:t>
       </w:r>
       <w:r>
         <w:t xml:space="preserve"> </w:t>
@@ -919,7 +928,7 @@
         <w:t xml:space="preserve"> </w:t>
       </w:r>
       <w:r>
-        <w:t xml:space="preserve">to scroll to and outline that field without changing it. If the portal hides its file input behind its own upload widget, the popup says so and you attach the file in the portal yourself.</w:t>
+        <w:t xml:space="preserve">to scroll to the field and outline it. This does not change the field. If the portal hides its file input behind its own upload widget, the popup tells you. Then attach the file in the portal yourself.</w:t>
       </w:r>
     </w:p>
     <w:p>
@@ -947,7 +956,7 @@
         <w:t xml:space="preserve"> </w:t>
       </w:r>
       <w:r>
-        <w:t xml:space="preserve">only after you are sure the choice is correct.</w:t>
+        <w:t xml:space="preserve">only when you are sure that the choice is correct.</w:t>
       </w:r>
     </w:p>
     <w:p>
@@ -959,7 +968,7 @@
         </w:numPr>
       </w:pPr>
       <w:r>
-        <w:t xml:space="preserve">Check the portal page. The file may already be uploading or saved by the portal's own behaviour.</w:t>
+        <w:t xml:space="preserve">Check the portal page. The portal may already be uploading or saving the file.</w:t>
       </w:r>
     </w:p>
     <w:p>
@@ -983,7 +992,7 @@
         <w:t xml:space="preserve"> </w:t>
       </w:r>
       <w:r>
-        <w:t xml:space="preserve">again to refresh the upload list.</w:t>
+        <w:t xml:space="preserve">again.</w:t>
       </w:r>
     </w:p>
     <w:p>
@@ -991,7 +1000,7 @@
         <w:pStyle w:val="BodyText"/>
       </w:pPr>
       <w:r>
-        <w:t xml:space="preserve">Supported attach types are pdf, jpg, jpeg, png, doc, and docx. Files larger than 10 MB (10 × 1024 × 1024 bytes) are refused. Attach those manually in the portal.</w:t>
+        <w:t xml:space="preserve">The extension supports these file types: pdf, jpg, jpeg, png, doc, and docx. It refuses files larger than 10 MB (10 × 1024 × 1024 bytes). Attach those files in the portal yourself.</w:t>
       </w:r>
     </w:p>
     <w:p>
@@ -999,7 +1008,7 @@
         <w:pStyle w:val="BodyText"/>
       </w:pPr>
       <w:r>
-        <w:t xml:space="preserve">Documents are listed from SAMS CRM only. For a student copied from Campora, attach files manually in the portal.</w:t>
+        <w:t xml:space="preserve">The extension lists documents from SAMS CRM only. For a student that you copied from Campora, attach files in the portal yourself.</w:t>
       </w:r>
     </w:p>
     <w:p>
@@ -1017,7 +1026,7 @@
         <w:t xml:space="preserve"> </w:t>
       </w:r>
       <w:r>
-        <w:t xml:space="preserve">opens the CRM file URL in a normal browser tab so you can inspect it. That is separate from</w:t>
+        <w:t xml:space="preserve">opens the CRM file in a normal browser tab so that you can check it.</w:t>
       </w:r>
       <w:r>
         <w:t xml:space="preserve"> </w:t>
@@ -1030,7 +1039,10 @@
         <w:t xml:space="preserve">Attach</w:t>
       </w:r>
       <w:r>
-        <w:t xml:space="preserve">, which fetches the file only when you attach it.</w:t>
+        <w:t xml:space="preserve"> </w:t>
+      </w:r>
+      <w:r>
+        <w:t xml:space="preserve">is separate. It fetches the file only when you select it.</w:t>
       </w:r>
     </w:p>
     <w:p>
@@ -1048,7 +1060,23 @@
         <w:t xml:space="preserve"> </w:t>
       </w:r>
       <w:r>
-        <w:t xml:space="preserve">Copy keeps a temporary list of document names and links, not the files. Scanning upload fields or choosing a document does not download it. Attach reads the chosen file from CRM into browser memory and gives it to that one portal upload field. It does not create a copy in Downloads. The university may immediately upload and retain the file. Clear cannot remove that university copy.</w:t>
+        <w:t xml:space="preserve">Copy keeps a temporary list of document names and links. It does not keep the files. Scanning upload fields or choosing a document does not download it. Attach reads the chosen file from the CRM into browser memory. Then it gives the file to that one upload field. It does not save a copy in Downloads. The university may upload and keep the file immediately.</w:t>
+      </w:r>
+      <w:r>
+        <w:t xml:space="preserve"> </w:t>
+      </w:r>
+      <w:r>
+        <w:rPr>
+          <w:b/>
+          <w:bCs/>
+        </w:rPr>
+        <w:t xml:space="preserve">Clear</w:t>
+      </w:r>
+      <w:r>
+        <w:t xml:space="preserve"> </w:t>
+      </w:r>
+      <w:r>
+        <w:t xml:space="preserve">cannot remove that copy.</w:t>
       </w:r>
     </w:p>
     <w:p>
@@ -1056,7 +1084,23 @@
         <w:pStyle w:val="BodyText"/>
       </w:pPr>
       <w:r>
-        <w:t xml:space="preserve">The extension transfers the file as-is. It does not extract PDF or Word text, fill fields from the document, redact sensitive pages, or check for malware. Check the document yourself. If you download a file through View or save one manually, that copy follows your device's storage and retention rules, not the extension's timer.</w:t>
+        <w:t xml:space="preserve">The extension moves the file as it is. It does not read the text of PDF or Word files. It does not fill fields from a document. It does not hide sensitive pages. It does not check for malware. Check the document yourself. If you download a file with</w:t>
+      </w:r>
+      <w:r>
+        <w:t xml:space="preserve"> </w:t>
+      </w:r>
+      <w:r>
+        <w:rPr>
+          <w:b/>
+          <w:bCs/>
+        </w:rPr>
+        <w:t xml:space="preserve">View</w:t>
+      </w:r>
+      <w:r>
+        <w:t xml:space="preserve"> </w:t>
+      </w:r>
+      <w:r>
+        <w:t xml:space="preserve">or save a file by hand, your device's own storage rules apply. The extension timer does not.</w:t>
       </w:r>
     </w:p>
     <w:p>
@@ -1064,7 +1108,7 @@
         <w:pStyle w:val="BodyText"/>
       </w:pPr>
       <w:r>
-        <w:t xml:space="preserve">If an upload field already contains a file, remove or replace it through the portal yourself, then scan again. An Attached message means the file was put in the field, not that the university has finished accepting it.</w:t>
+        <w:t xml:space="preserve">If an upload field already has a file, remove it or replace it in the portal. Then scan again. An "Attached" message means that the extension put the file in the field. It does not mean that the university accepted the file.</w:t>
       </w:r>
     </w:p>
     <w:p>
@@ -1157,7 +1201,7 @@
         </w:numPr>
       </w:pPr>
       <w:r>
-        <w:t xml:space="preserve">Autofill never clicks those for you.</w:t>
+        <w:t xml:space="preserve">Autofill never selects these controls.</w:t>
       </w:r>
     </w:p>
     <w:p>
@@ -1169,7 +1213,7 @@
         </w:numPr>
       </w:pPr>
       <w:r>
-        <w:t xml:space="preserve">Review every page before you pay or submit.</w:t>
+        <w:t xml:space="preserve">Check every page before you pay or submit.</w:t>
       </w:r>
     </w:p>
     <w:p>
@@ -1183,9 +1227,9 @@
       <w:pPr>
         <w:pStyle w:val="Heading2"/>
       </w:pPr>
-      <w:bookmarkStart w:id="18" w:name="_ab737bb25bf0fd7281d35735dadba8cc638a94b"/>
-      <w:r>
-        <w:t xml:space="preserve">Step 8. Clear when done</w:t>
+      <w:bookmarkStart w:id="18" w:name="_fd6848ea0507ec0a36ff53af50c11ad7bc3b49e"/>
+      <w:r>
+        <w:t xml:space="preserve">Step 8. Clear when you finish</w:t>
       </w:r>
       <w:bookmarkEnd w:id="18"/>
     </w:p>
@@ -1235,7 +1279,7 @@
         </w:numPr>
       </w:pPr>
       <w:r>
-        <w:t xml:space="preserve">The student card disappears. You can copy another student when needed.</w:t>
+        <w:t xml:space="preserve">The student card disappears. You can now copy another student.</w:t>
       </w:r>
     </w:p>
     <w:p>
@@ -1243,7 +1287,19 @@
         <w:pStyle w:val="FirstParagraph"/>
       </w:pPr>
       <w:r>
-        <w:t xml:space="preserve">The copied student is also removed after about 30 minutes without a new</w:t>
+        <w:t xml:space="preserve">The extension also removes the copied student in these cases:</w:t>
+      </w:r>
+    </w:p>
+    <w:p>
+      <w:pPr>
+        <w:pStyle w:val="Compact"/>
+        <w:numPr>
+          <w:ilvl w:val="0"/>
+          <w:numId w:val="1010"/>
+        </w:numPr>
+      </w:pPr>
+      <w:r>
+        <w:t xml:space="preserve">About 30 minutes pass without a new</w:t>
       </w:r>
       <w:r>
         <w:t xml:space="preserve"> </w:t>
@@ -1259,7 +1315,39 @@
         <w:t xml:space="preserve"> </w:t>
       </w:r>
       <w:r>
-        <w:t xml:space="preserve">or a successful Autofill or Attach, after a browser restart, or after an extension reload or update.</w:t>
+        <w:t xml:space="preserve">or a successful Autofill or Attach.</w:t>
+      </w:r>
+    </w:p>
+    <w:p>
+      <w:pPr>
+        <w:pStyle w:val="Compact"/>
+        <w:numPr>
+          <w:ilvl w:val="0"/>
+          <w:numId w:val="1010"/>
+        </w:numPr>
+      </w:pPr>
+      <w:r>
+        <w:t xml:space="preserve">You restart the browser.</w:t>
+      </w:r>
+    </w:p>
+    <w:p>
+      <w:pPr>
+        <w:pStyle w:val="Compact"/>
+        <w:numPr>
+          <w:ilvl w:val="0"/>
+          <w:numId w:val="1010"/>
+        </w:numPr>
+      </w:pPr>
+      <w:r>
+        <w:t xml:space="preserve">The extension reloads or updates.</w:t>
+      </w:r>
+    </w:p>
+    <w:p>
+      <w:pPr>
+        <w:pStyle w:val="FirstParagraph"/>
+      </w:pPr>
+      <w:r>
+        <w:t xml:space="preserve">The timer restarts after each successful Copy, Autofill, or Attach. During continued work, a student can stay copied for more than 30 minutes. These actions do not restart the timer: opening the popup, copying one detail to the clipboard, viewing a document, or scanning uploads. Closing the popup does not clear the student. Closing one browser window may leave the browser running.</w:t>
       </w:r>
     </w:p>
     <w:p>
@@ -1267,15 +1355,7 @@
         <w:pStyle w:val="BodyText"/>
       </w:pPr>
       <w:r>
-        <w:t xml:space="preserve">The timer restarts after each successful Copy, Autofill, or Attach, so a student can remain copied longer than 30 minutes during continued work. Opening the popup, copying one detail to the clipboard, viewing a document, or scanning uploads does not restart it. Closing the popup does not clear the student. Closing one browser window may leave the browser running.</w:t>
-      </w:r>
-    </w:p>
-    <w:p>
-      <w:pPr>
-        <w:pStyle w:val="BodyText"/>
-      </w:pPr>
-      <w:r>
-        <w:t xml:space="preserve">Signing out of CRM does not clear an existing copy. Select</w:t>
+        <w:t xml:space="preserve">Signing out of the CRM does not clear an existing copy. Select</w:t>
       </w:r>
       <w:r>
         <w:t xml:space="preserve"> </w:t>
@@ -1291,7 +1371,23 @@
         <w:t xml:space="preserve"> </w:t>
       </w:r>
       <w:r>
-        <w:t xml:space="preserve">before signing out or leaving your desk. Wait for active operations to finish, check the card disappears, and close other extension windows. Clear cannot stop a transfer or portal save that has already started.</w:t>
+        <w:t xml:space="preserve">before you sign out or leave your desk. Wait for running operations to finish. Check that the card disappears. Close other extension windows.</w:t>
+      </w:r>
+      <w:r>
+        <w:t xml:space="preserve"> </w:t>
+      </w:r>
+      <w:r>
+        <w:rPr>
+          <w:b/>
+          <w:bCs/>
+        </w:rPr>
+        <w:t xml:space="preserve">Clear</w:t>
+      </w:r>
+      <w:r>
+        <w:t xml:space="preserve"> </w:t>
+      </w:r>
+      <w:r>
+        <w:t xml:space="preserve">cannot stop a transfer or a portal save that has already started.</w:t>
       </w:r>
     </w:p>
     <w:p>
@@ -1305,9 +1401,9 @@
       <w:pPr>
         <w:pStyle w:val="Heading2"/>
       </w:pPr>
-      <w:bookmarkStart w:id="19" w:name="_c019ddf960b3d695ab6aaadab8714eab1118cfb"/>
-      <w:r>
-        <w:t xml:space="preserve">Copy and paste individual details</w:t>
+      <w:bookmarkStart w:id="19" w:name="_5d5bfb996229feab7bbf4cc84f05100b8303e54"/>
+      <w:r>
+        <w:t xml:space="preserve">Copy and paste one detail</w:t>
       </w:r>
       <w:bookmarkEnd w:id="19"/>
     </w:p>
@@ -1340,7 +1436,7 @@
         <w:pStyle w:val="Compact"/>
         <w:numPr>
           <w:ilvl w:val="0"/>
-          <w:numId w:val="1010"/>
+          <w:numId w:val="1011"/>
         </w:numPr>
       </w:pPr>
       <w:r>
@@ -1365,7 +1461,7 @@
         <w:pStyle w:val="Compact"/>
         <w:numPr>
           <w:ilvl w:val="0"/>
-          <w:numId w:val="1010"/>
+          <w:numId w:val="1011"/>
         </w:numPr>
       </w:pPr>
       <w:r>
@@ -1377,7 +1473,7 @@
         <w:pStyle w:val="Compact"/>
         <w:numPr>
           <w:ilvl w:val="0"/>
-          <w:numId w:val="1010"/>
+          <w:numId w:val="1011"/>
         </w:numPr>
       </w:pPr>
       <w:r>
@@ -1397,19 +1493,19 @@
         <w:t xml:space="preserve"> </w:t>
       </w:r>
       <w:r>
-        <w:t xml:space="preserve">control next to a value. That puts the text on your system clipboard.</w:t>
-      </w:r>
-    </w:p>
-    <w:p>
-      <w:pPr>
-        <w:pStyle w:val="Compact"/>
-        <w:numPr>
-          <w:ilvl w:val="0"/>
-          <w:numId w:val="1010"/>
-        </w:numPr>
-      </w:pPr>
-      <w:r>
-        <w:t xml:space="preserve">Paste into the portal field yourself.</w:t>
+        <w:t xml:space="preserve">control next to a value. The text goes to your system clipboard.</w:t>
+      </w:r>
+    </w:p>
+    <w:p>
+      <w:pPr>
+        <w:pStyle w:val="Compact"/>
+        <w:numPr>
+          <w:ilvl w:val="0"/>
+          <w:numId w:val="1011"/>
+        </w:numPr>
+      </w:pPr>
+      <w:r>
+        <w:t xml:space="preserve">Paste it into the portal field yourself.</w:t>
       </w:r>
     </w:p>
     <w:p>
@@ -1417,7 +1513,7 @@
         <w:pStyle w:val="FirstParagraph"/>
       </w:pPr>
       <w:r>
-        <w:t xml:space="preserve">This per-field</w:t>
+        <w:t xml:space="preserve">This</w:t>
       </w:r>
       <w:r>
         <w:t xml:space="preserve"> </w:t>
@@ -1433,7 +1529,7 @@
         <w:t xml:space="preserve"> </w:t>
       </w:r>
       <w:r>
-        <w:t xml:space="preserve">is separate from</w:t>
+        <w:t xml:space="preserve">control is separate from</w:t>
       </w:r>
       <w:r>
         <w:t xml:space="preserve"> </w:t>
@@ -1476,9 +1572,9 @@
       <w:pPr>
         <w:pStyle w:val="Heading2"/>
       </w:pPr>
-      <w:bookmarkStart w:id="20" w:name="_ed6d170975ed487164edabd50f6255cdb6352f9"/>
-      <w:r>
-        <w:t xml:space="preserve">One-student safety</w:t>
+      <w:bookmarkStart w:id="20" w:name="_48ffacb836a3109ef484f441ba8515ced299263"/>
+      <w:r>
+        <w:t xml:space="preserve">One-student rule</w:t>
       </w:r>
       <w:bookmarkEnd w:id="20"/>
     </w:p>
@@ -1487,23 +1583,23 @@
         <w:pStyle w:val="Compact"/>
         <w:numPr>
           <w:ilvl w:val="0"/>
-          <w:numId w:val="1011"/>
-        </w:numPr>
-      </w:pPr>
-      <w:r>
-        <w:t xml:space="preserve">The extension holds at most one student at a time.</w:t>
-      </w:r>
-    </w:p>
-    <w:p>
-      <w:pPr>
-        <w:pStyle w:val="Compact"/>
-        <w:numPr>
-          <w:ilvl w:val="0"/>
-          <w:numId w:val="1011"/>
-        </w:numPr>
-      </w:pPr>
-      <w:r>
-        <w:t xml:space="preserve">A successful new</w:t>
+          <w:numId w:val="1012"/>
+        </w:numPr>
+      </w:pPr>
+      <w:r>
+        <w:t xml:space="preserve">The extension holds one student at a time.</w:t>
+      </w:r>
+    </w:p>
+    <w:p>
+      <w:pPr>
+        <w:pStyle w:val="Compact"/>
+        <w:numPr>
+          <w:ilvl w:val="0"/>
+          <w:numId w:val="1012"/>
+        </w:numPr>
+      </w:pPr>
+      <w:r>
+        <w:t xml:space="preserve">A new successful</w:t>
       </w:r>
       <w:r>
         <w:t xml:space="preserve"> </w:t>
@@ -1527,7 +1623,7 @@
         <w:pStyle w:val="Compact"/>
         <w:numPr>
           <w:ilvl w:val="0"/>
-          <w:numId w:val="1011"/>
+          <w:numId w:val="1012"/>
         </w:numPr>
       </w:pPr>
       <w:r>
@@ -1539,11 +1635,11 @@
         <w:pStyle w:val="Compact"/>
         <w:numPr>
           <w:ilvl w:val="0"/>
-          <w:numId w:val="1011"/>
-        </w:numPr>
-      </w:pPr>
-      <w:r>
-        <w:t xml:space="preserve">Do not leave a copied student in the popup when you walk away from the desk. Select</w:t>
+          <w:numId w:val="1012"/>
+        </w:numPr>
+      </w:pPr>
+      <w:r>
+        <w:t xml:space="preserve">Select</w:t>
       </w:r>
       <w:r>
         <w:t xml:space="preserve"> </w:t>
@@ -1556,7 +1652,10 @@
         <w:t xml:space="preserve">Clear</w:t>
       </w:r>
       <w:r>
-        <w:t xml:space="preserve">.</w:t>
+        <w:t xml:space="preserve"> </w:t>
+      </w:r>
+      <w:r>
+        <w:t xml:space="preserve">before you leave your desk.</w:t>
       </w:r>
     </w:p>
     <w:p>
@@ -1591,7 +1690,7 @@
         <w:t xml:space="preserve"> </w:t>
       </w:r>
       <w:r>
-        <w:t xml:space="preserve">the temporary student copy held by the extension. This includes student details and the list of document names and links.</w:t>
+        <w:t xml:space="preserve">the temporary student copy in the extension. This includes the student details and the list of document names and links.</w:t>
       </w:r>
     </w:p>
     <w:p>
@@ -1611,47 +1710,47 @@
         <w:pStyle w:val="Compact"/>
         <w:numPr>
           <w:ilvl w:val="0"/>
-          <w:numId w:val="1012"/>
-        </w:numPr>
-      </w:pPr>
-      <w:r>
-        <w:t xml:space="preserve">text already written into portal fields</w:t>
-      </w:r>
-    </w:p>
-    <w:p>
-      <w:pPr>
-        <w:pStyle w:val="Compact"/>
-        <w:numPr>
-          <w:ilvl w:val="0"/>
-          <w:numId w:val="1012"/>
-        </w:numPr>
-      </w:pPr>
-      <w:r>
-        <w:t xml:space="preserve">files already attached or uploaded to a university portal</w:t>
-      </w:r>
-    </w:p>
-    <w:p>
-      <w:pPr>
-        <w:pStyle w:val="Compact"/>
-        <w:numPr>
-          <w:ilvl w:val="0"/>
-          <w:numId w:val="1012"/>
-        </w:numPr>
-      </w:pPr>
-      <w:r>
-        <w:t xml:space="preserve">values on your system clipboard</w:t>
-      </w:r>
-    </w:p>
-    <w:p>
-      <w:pPr>
-        <w:pStyle w:val="Compact"/>
-        <w:numPr>
-          <w:ilvl w:val="0"/>
-          <w:numId w:val="1012"/>
-        </w:numPr>
-      </w:pPr>
-      <w:r>
-        <w:t xml:space="preserve">records in SAMS CRM or in the university system</w:t>
+          <w:numId w:val="1013"/>
+        </w:numPr>
+      </w:pPr>
+      <w:r>
+        <w:t xml:space="preserve">text already written into portal fields,</w:t>
+      </w:r>
+    </w:p>
+    <w:p>
+      <w:pPr>
+        <w:pStyle w:val="Compact"/>
+        <w:numPr>
+          <w:ilvl w:val="0"/>
+          <w:numId w:val="1013"/>
+        </w:numPr>
+      </w:pPr>
+      <w:r>
+        <w:t xml:space="preserve">files already attached or uploaded to a university portal,</w:t>
+      </w:r>
+    </w:p>
+    <w:p>
+      <w:pPr>
+        <w:pStyle w:val="Compact"/>
+        <w:numPr>
+          <w:ilvl w:val="0"/>
+          <w:numId w:val="1013"/>
+        </w:numPr>
+      </w:pPr>
+      <w:r>
+        <w:t xml:space="preserve">values on your system clipboard,</w:t>
+      </w:r>
+    </w:p>
+    <w:p>
+      <w:pPr>
+        <w:pStyle w:val="Compact"/>
+        <w:numPr>
+          <w:ilvl w:val="0"/>
+          <w:numId w:val="1013"/>
+        </w:numPr>
+      </w:pPr>
+      <w:r>
+        <w:t xml:space="preserve">records in SAMS CRM or in the university system.</w:t>
       </w:r>
     </w:p>
     <w:p>
@@ -1659,7 +1758,23 @@
         <w:pStyle w:val="FirstParagraph"/>
       </w:pPr>
       <w:r>
-        <w:t xml:space="preserve">Your computer may keep a clipboard history. Clear does not remove that history. The university controls how long it keeps your application and uploaded files.</w:t>
+        <w:t xml:space="preserve">Your computer may keep a clipboard history.</w:t>
+      </w:r>
+      <w:r>
+        <w:t xml:space="preserve"> </w:t>
+      </w:r>
+      <w:r>
+        <w:rPr>
+          <w:b/>
+          <w:bCs/>
+        </w:rPr>
+        <w:t xml:space="preserve">Clear</w:t>
+      </w:r>
+      <w:r>
+        <w:t xml:space="preserve"> </w:t>
+      </w:r>
+      <w:r>
+        <w:t xml:space="preserve">does not remove it. The university decides how long it keeps your application and uploaded files.</w:t>
       </w:r>
     </w:p>
     <w:p>
@@ -1684,7 +1799,7 @@
         <w:pStyle w:val="FirstParagraph"/>
       </w:pPr>
       <w:r>
-        <w:t xml:space="preserve">Tell your manager or IT team when you leave, change work devices, or lose a device. The extension does not detect that your employment ended and cannot remotely wipe your browser.</w:t>
+        <w:t xml:space="preserve">Tell your manager or IT team when you leave, change work devices, or lose a device. The extension cannot detect that your employment ended. It cannot wipe your browser remotely.</w:t>
       </w:r>
     </w:p>
     <w:p>
@@ -1692,7 +1807,7 @@
         <w:pStyle w:val="BodyText"/>
       </w:pPr>
       <w:r>
-        <w:t xml:space="preserve">On an available device, stop student work, select</w:t>
+        <w:t xml:space="preserve">On a device that you still have, stop student work. Select</w:t>
       </w:r>
       <w:r>
         <w:t xml:space="preserve"> </w:t>
@@ -1705,7 +1820,7 @@
         <w:t xml:space="preserve">Clear</w:t>
       </w:r>
       <w:r>
-        <w:t xml:space="preserve">, and sign out of CRM and the university portals. Close student forms and document viewers. Follow IT's instructions for browser profiles, downloads, clipboard history, and returning the device. Do not delete university records or incident evidence yourself.</w:t>
+        <w:t xml:space="preserve">. Sign out of the CRM and the university portals. Close student forms and document viewers. Follow IT's instructions for browser profiles, downloads, clipboard history, and returning the device. Do not delete university records or incident evidence yourself.</w:t>
       </w:r>
     </w:p>
     <w:p>
@@ -1713,7 +1828,7 @@
         <w:pStyle w:val="BodyText"/>
       </w:pPr>
       <w:r>
-        <w:t xml:space="preserve">IT must revoke accounts and active sessions separately. Disabling an account does not recall an existing copied student or a file already uploaded. If the device is missing, report it immediately instead of waiting for the timer. Detailed responsibilities are in the</w:t>
+        <w:t xml:space="preserve">IT must revoke accounts and active sessions separately. Disabling an account does not recall a copied student or a file that was already uploaded. If a device is missing, report it immediately. Do not wait for the timer. The IT duties are in the</w:t>
       </w:r>
       <w:r>
         <w:t xml:space="preserve"> </w:t>
@@ -1735,7 +1850,7 @@
         <w:pStyle w:val="BodyText"/>
       </w:pPr>
       <w:r>
-        <w:t xml:space="preserve">If you filled the wrong student's form or attached the wrong document, stop work and tell your manager or IT team. Clear the extension copy, but do not assume that this undoes a portal save or upload.</w:t>
+        <w:t xml:space="preserve">If you filled the wrong student's form or attached the wrong document, stop work. Tell your manager or IT team. Clear the extension copy. Do not assume that this undoes a portal save or upload.</w:t>
       </w:r>
     </w:p>
     <w:p>
@@ -1749,9 +1864,9 @@
       <w:pPr>
         <w:pStyle w:val="Heading2"/>
       </w:pPr>
-      <w:bookmarkStart w:id="24" w:name="_559bbfe3083ceb140a21866cb140297ce74f588"/>
-      <w:r>
-        <w:t xml:space="preserve">Supported universities and matching</w:t>
+      <w:bookmarkStart w:id="24" w:name="_19589048688bbb6a95fc077a69f3ad21cb505fb"/>
+      <w:r>
+        <w:t xml:space="preserve">Supported universities</w:t>
       </w:r>
       <w:bookmarkEnd w:id="24"/>
     </w:p>
@@ -1811,7 +1926,7 @@
               <w:pStyle w:val="Compact"/>
             </w:pPr>
             <w:r>
-              <w:t xml:space="preserve">Saved mapping for many fields on known pages. Still review everything.</w:t>
+              <w:t xml:space="preserve">Saved mapping for many fields on known pages. Check everything.</w:t>
             </w:r>
           </w:p>
         </w:tc>
@@ -1835,7 +1950,7 @@
               <w:pStyle w:val="Compact"/>
             </w:pPr>
             <w:r>
-              <w:t xml:space="preserve">Saved mapping for many fields on known pages. Still review everything.</w:t>
+              <w:t xml:space="preserve">Saved mapping for many fields on known pages. Check everything.</w:t>
             </w:r>
           </w:p>
         </w:tc>
@@ -1859,7 +1974,7 @@
               <w:pStyle w:val="Compact"/>
             </w:pPr>
             <w:r>
-              <w:t xml:space="preserve">Saved mapping for many fields on known pages. Still review everything.</w:t>
+              <w:t xml:space="preserve">Saved mapping for many fields on known pages. Check everything.</w:t>
             </w:r>
           </w:p>
         </w:tc>
@@ -1883,7 +1998,7 @@
               <w:pStyle w:val="Compact"/>
             </w:pPr>
             <w:r>
-              <w:t xml:space="preserve">Common personal and contact details only, such as name, email, phone, and address. The extension leaves a field empty if it cannot find a safe match. Complete the remaining fields yourself.</w:t>
+              <w:t xml:space="preserve">Common personal and contact details only, such as name, email, phone, and address. The extension leaves a field empty when it cannot find a safe match. Complete the other fields yourself.</w:t>
             </w:r>
           </w:p>
         </w:tc>
@@ -1894,16 +2009,16 @@
         <w:pStyle w:val="FirstParagraph"/>
       </w:pPr>
       <w:r>
-        <w:t xml:space="preserve">A saved mapping does not cover every field. Check each page and complete any missing details yourself.</w:t>
+        <w:t xml:space="preserve">A saved mapping does not cover every field. Check each page and complete missing details yourself.</w:t>
       </w:r>
     </w:p>
     <w:p>
       <w:pPr>
         <w:pStyle w:val="Heading3"/>
       </w:pPr>
-      <w:bookmarkStart w:id="25" w:name="_d5182716b32d8f951b8d52f044c9c1fdcffedea"/>
-      <w:r>
-        <w:t xml:space="preserve">Values that need particular care</w:t>
+      <w:bookmarkStart w:id="25" w:name="_e0711d97316b66080f68e837f477191fae9ad4c"/>
+      <w:r>
+        <w:t xml:space="preserve">Values that need extra care</w:t>
       </w:r>
       <w:bookmarkEnd w:id="25"/>
     </w:p>
@@ -1912,59 +2027,109 @@
         <w:pStyle w:val="Compact"/>
         <w:numPr>
           <w:ilvl w:val="0"/>
-          <w:numId w:val="1013"/>
-        </w:numPr>
-      </w:pPr>
-      <w:r>
-        <w:t xml:space="preserve">On Greenwich, Greater Manchester, and Bangor, country of birth can be filled from nationality when no separate birth country was copied. These are not always the same. Check the student's actual country of birth and correct the form when needed.</w:t>
-      </w:r>
-    </w:p>
-    <w:p>
-      <w:pPr>
-        <w:pStyle w:val="Compact"/>
-        <w:numPr>
-          <w:ilvl w:val="0"/>
-          <w:numId w:val="1013"/>
-        </w:numPr>
-      </w:pPr>
-      <w:r>
-        <w:t xml:space="preserve">Residence can be filled from the CRM address country. Confirm that it answers the portal's residence question. A separate explicit CRM value takes precedence.</w:t>
-      </w:r>
-    </w:p>
-    <w:p>
-      <w:pPr>
-        <w:pStyle w:val="Compact"/>
-        <w:numPr>
-          <w:ilvl w:val="0"/>
-          <w:numId w:val="1013"/>
-        </w:numPr>
-      </w:pPr>
-      <w:r>
-        <w:t xml:space="preserve">Greenwich intake month and year can come from the CRM start month and year. An explicit copied intake takes precedence. Review the selected intake before choosing or confirming the course.</w:t>
-      </w:r>
-    </w:p>
-    <w:p>
-      <w:pPr>
-        <w:pStyle w:val="Compact"/>
-        <w:numPr>
-          <w:ilvl w:val="0"/>
-          <w:numId w:val="1013"/>
-        </w:numPr>
-      </w:pPr>
-      <w:r>
-        <w:t xml:space="preserve">Greenwich fee payer fills automatically only for self-funded CRM values, using the private-finance option. Scholarship, loan, sponsorship, other, and unrecognised funding types stay manual. Choose the right fee payer yourself rather than changing CRM data to force a match.</w:t>
-      </w:r>
-    </w:p>
-    <w:p>
-      <w:pPr>
-        <w:pStyle w:val="Compact"/>
-        <w:numPr>
-          <w:ilvl w:val="0"/>
-          <w:numId w:val="1013"/>
-        </w:numPr>
-      </w:pPr>
-      <w:r>
-        <w:t xml:space="preserve">Greenwich job description can receive the copied job title. Full-time or Part-time remains your answer. Referee fields must not receive the applicant's contact details.</w:t>
+          <w:numId w:val="1014"/>
+        </w:numPr>
+      </w:pPr>
+      <w:r>
+        <w:rPr>
+          <w:b/>
+          <w:bCs/>
+        </w:rPr>
+        <w:t xml:space="preserve">Country of birth.</w:t>
+      </w:r>
+      <w:r>
+        <w:t xml:space="preserve"> </w:t>
+      </w:r>
+      <w:r>
+        <w:t xml:space="preserve">On Greenwich, Greater Manchester, and Bangor, the extension can fill country of birth from nationality. This happens when the CRM has no separate birth country. The two are not always the same. Check the real country of birth and correct the form.</w:t>
+      </w:r>
+    </w:p>
+    <w:p>
+      <w:pPr>
+        <w:pStyle w:val="Compact"/>
+        <w:numPr>
+          <w:ilvl w:val="0"/>
+          <w:numId w:val="1014"/>
+        </w:numPr>
+      </w:pPr>
+      <w:r>
+        <w:rPr>
+          <w:b/>
+          <w:bCs/>
+        </w:rPr>
+        <w:t xml:space="preserve">Residence.</w:t>
+      </w:r>
+      <w:r>
+        <w:t xml:space="preserve"> </w:t>
+      </w:r>
+      <w:r>
+        <w:t xml:space="preserve">The extension can fill residence from the CRM address country. Check that it answers the portal's residence question. A separate CRM value takes precedence.</w:t>
+      </w:r>
+    </w:p>
+    <w:p>
+      <w:pPr>
+        <w:pStyle w:val="Compact"/>
+        <w:numPr>
+          <w:ilvl w:val="0"/>
+          <w:numId w:val="1014"/>
+        </w:numPr>
+      </w:pPr>
+      <w:r>
+        <w:rPr>
+          <w:b/>
+          <w:bCs/>
+        </w:rPr>
+        <w:t xml:space="preserve">Greenwich intake.</w:t>
+      </w:r>
+      <w:r>
+        <w:t xml:space="preserve"> </w:t>
+      </w:r>
+      <w:r>
+        <w:t xml:space="preserve">The intake month and year can come from the CRM start month and year. A copied intake takes precedence. Check the selected intake before you choose or confirm the course.</w:t>
+      </w:r>
+    </w:p>
+    <w:p>
+      <w:pPr>
+        <w:pStyle w:val="Compact"/>
+        <w:numPr>
+          <w:ilvl w:val="0"/>
+          <w:numId w:val="1014"/>
+        </w:numPr>
+      </w:pPr>
+      <w:r>
+        <w:rPr>
+          <w:b/>
+          <w:bCs/>
+        </w:rPr>
+        <w:t xml:space="preserve">Greenwich fee payer.</w:t>
+      </w:r>
+      <w:r>
+        <w:t xml:space="preserve"> </w:t>
+      </w:r>
+      <w:r>
+        <w:t xml:space="preserve">The extension fills this only for self-funded CRM values. It uses the private-finance option. Scholarship, loan, sponsorship, other, and unknown funding types stay manual. Choose the correct fee payer yourself. Do not change CRM data to force a match.</w:t>
+      </w:r>
+    </w:p>
+    <w:p>
+      <w:pPr>
+        <w:pStyle w:val="Compact"/>
+        <w:numPr>
+          <w:ilvl w:val="0"/>
+          <w:numId w:val="1014"/>
+        </w:numPr>
+      </w:pPr>
+      <w:r>
+        <w:rPr>
+          <w:b/>
+          <w:bCs/>
+        </w:rPr>
+        <w:t xml:space="preserve">Greenwich job description.</w:t>
+      </w:r>
+      <w:r>
+        <w:t xml:space="preserve"> </w:t>
+      </w:r>
+      <w:r>
+        <w:t xml:space="preserve">It can receive the copied job title. Full-time or Part-time is your answer. Referee fields must not receive the applicant's contact details.</w:t>
       </w:r>
     </w:p>
     <w:p>
@@ -1972,7 +2137,20 @@
         <w:pStyle w:val="FirstParagraph"/>
       </w:pPr>
       <w:r>
-        <w:t xml:space="preserve">These fallback values are calculated for the mapped page. They do not add new entries to Copied details or rewrite the CRM record.</w:t>
+        <w:t xml:space="preserve">The extension calculates these fallback values for the mapped page. They do not add entries to</w:t>
+      </w:r>
+      <w:r>
+        <w:t xml:space="preserve"> </w:t>
+      </w:r>
+      <w:r>
+        <w:rPr>
+          <w:b/>
+          <w:bCs/>
+        </w:rPr>
+        <w:t xml:space="preserve">Copied details</w:t>
+      </w:r>
+      <w:r>
+        <w:t xml:space="preserve">. They do not change the CRM record.</w:t>
       </w:r>
     </w:p>
     <w:p>
@@ -1990,7 +2168,7 @@
         <w:pStyle w:val="FirstParagraph"/>
       </w:pPr>
       <w:r>
-        <w:t xml:space="preserve">Open one application tab and wait for its controls to appear before Autofill. Switching tabs replaces the visible form. Repeat Autofill on each page you want to prepare.</w:t>
+        <w:t xml:space="preserve">Open one application tab. Wait until its controls appear. Then run Autofill. When you switch tabs, the visible form changes. Repeat Autofill on each page that you want to prepare.</w:t>
       </w:r>
     </w:p>
     <w:p>
@@ -1998,7 +2176,7 @@
         <w:pStyle w:val="BodyText"/>
       </w:pPr>
       <w:r>
-        <w:t xml:space="preserve">Some qualification name, subject, and grade boxes appear only after you choose an appropriate category such as Other. Make those choices yourself when they are accurate, then run Autofill again. The typed personal statement appears after you choose not to upload a statement. Correspondence email is conditional on the correspondence-address question. Do not change an application answer only to reveal an Autofill target. Hidden or unanswered fields can remain manual.</w:t>
+        <w:t xml:space="preserve">Some qualification name, subject, and grade boxes appear only after you choose a category such as Other. Make those choices yourself, when they are accurate. Then run Autofill again. The typed personal statement appears after you choose not to upload a statement. The correspondence email appears only after you answer the correspondence-address question. Do not change an application answer just to show an Autofill target. Hidden or unanswered fields can stay manual.</w:t>
       </w:r>
     </w:p>
     <w:p>
@@ -2050,7 +2228,7 @@
               <w:pStyle w:val="Compact"/>
             </w:pPr>
             <w:r>
-              <w:t xml:space="preserve">What to try</w:t>
+              <w:t xml:space="preserve">What to do</w:t>
             </w:r>
           </w:p>
         </w:tc>
@@ -2063,7 +2241,7 @@
               <w:pStyle w:val="Compact"/>
             </w:pPr>
             <w:r>
-              <w:t xml:space="preserve">Popup says open a CRM profile first</w:t>
+              <w:t xml:space="preserve">The popup says to open a CRM profile first</w:t>
             </w:r>
           </w:p>
         </w:tc>
@@ -2074,7 +2252,7 @@
               <w:pStyle w:val="Compact"/>
             </w:pPr>
             <w:r>
-              <w:t xml:space="preserve">Open one student full profile in SAMS CRM, then select</w:t>
+              <w:t xml:space="preserve">Open one student profile in SAMS CRM or Campora. Select</w:t>
             </w:r>
             <w:r>
               <w:t xml:space="preserve"> </w:t>
@@ -2103,7 +2281,7 @@
               <w:pStyle w:val="Compact"/>
             </w:pPr>
             <w:r>
-              <w:t xml:space="preserve">Wrong student name shown</w:t>
+              <w:t xml:space="preserve">The popup shows the wrong student</w:t>
             </w:r>
           </w:p>
         </w:tc>
@@ -2127,7 +2305,7 @@
               <w:t xml:space="preserve">Clear</w:t>
             </w:r>
             <w:r>
-              <w:t xml:space="preserve">, open the correct profile, then</w:t>
+              <w:t xml:space="preserve">. Open the correct profile. Select</w:t>
             </w:r>
             <w:r>
               <w:t xml:space="preserve"> </w:t>
@@ -2164,7 +2342,7 @@
               <w:pStyle w:val="Compact"/>
             </w:pPr>
             <w:r>
-              <w:t xml:space="preserve">Expand closed CRM sections and select</w:t>
+              <w:t xml:space="preserve">Expand the closed CRM sections. Select</w:t>
             </w:r>
             <w:r>
               <w:t xml:space="preserve"> </w:t>
@@ -2190,7 +2368,7 @@
               <w:pStyle w:val="Compact"/>
             </w:pPr>
             <w:r>
-              <w:t xml:space="preserve">Autofill does nothing or access error</w:t>
+              <w:t xml:space="preserve">Autofill does nothing, or shows an access error</w:t>
             </w:r>
           </w:p>
         </w:tc>
@@ -2217,7 +2395,7 @@
               <w:t xml:space="preserve"> </w:t>
             </w:r>
             <w:r>
-              <w:t xml:space="preserve">if shown, reload the form page, open the popup on that page, try again.</w:t>
+              <w:t xml:space="preserve">if it shows. Reload the form page. Open the popup on that page. Try again.</w:t>
             </w:r>
           </w:p>
         </w:tc>
@@ -2230,7 +2408,7 @@
               <w:pStyle w:val="Compact"/>
             </w:pPr>
             <w:r>
-              <w:t xml:space="preserve">Field already has a wrong value</w:t>
+              <w:t xml:space="preserve">A field has a wrong value</w:t>
             </w:r>
           </w:p>
         </w:tc>
@@ -2241,7 +2419,7 @@
               <w:pStyle w:val="Compact"/>
             </w:pPr>
             <w:r>
-              <w:t xml:space="preserve">Clear or fix it in the portal yourself, then Autofill again. Autofill will not overwrite it.</w:t>
+              <w:t xml:space="preserve">Clear or correct it in the portal. Run Autofill again. Autofill does not overwrite it.</w:t>
             </w:r>
           </w:p>
         </w:tc>
@@ -2254,7 +2432,7 @@
               <w:pStyle w:val="Compact"/>
             </w:pPr>
             <w:r>
-              <w:t xml:space="preserve">Message about binding to the exact page document</w:t>
+              <w:t xml:space="preserve">A message about the exact page document</w:t>
             </w:r>
           </w:p>
         </w:tc>
@@ -2265,7 +2443,7 @@
               <w:pStyle w:val="Compact"/>
             </w:pPr>
             <w:r>
-              <w:t xml:space="preserve">Fill that page manually, or use Chrome or Edge if your organisation supports them. Not every browser can bind Autofill the same way.</w:t>
+              <w:t xml:space="preserve">Fill that page by hand. Or use Chrome or Edge, if your organisation supports them. Not every browser can bind Autofill in the same way.</w:t>
             </w:r>
           </w:p>
         </w:tc>
@@ -2278,7 +2456,7 @@
               <w:pStyle w:val="Compact"/>
             </w:pPr>
             <w:r>
-              <w:t xml:space="preserve">Attach asks to keep CRM open</w:t>
+              <w:t xml:space="preserve">Attach asks you to keep the CRM open</w:t>
             </w:r>
           </w:p>
         </w:tc>
@@ -2289,7 +2467,7 @@
               <w:pStyle w:val="Compact"/>
             </w:pPr>
             <w:r>
-              <w:t xml:space="preserve">Leave a signed-in SAMS CRM tab open, then try</w:t>
+              <w:t xml:space="preserve">Keep a signed-in SAMS CRM tab open. Try</w:t>
             </w:r>
             <w:r>
               <w:t xml:space="preserve"> </w:t>
@@ -2318,7 +2496,7 @@
               <w:pStyle w:val="Compact"/>
             </w:pPr>
             <w:r>
-              <w:t xml:space="preserve">Document larger than 10 MB or wrong type</w:t>
+              <w:t xml:space="preserve">The document is larger than 10 MB, or has the wrong type</w:t>
             </w:r>
           </w:p>
         </w:tc>
@@ -2329,7 +2507,7 @@
               <w:pStyle w:val="Compact"/>
             </w:pPr>
             <w:r>
-              <w:t xml:space="preserve">Attach it manually in the portal.</w:t>
+              <w:t xml:space="preserve">Attach it in the portal yourself.</w:t>
             </w:r>
           </w:p>
         </w:tc>
@@ -2342,7 +2520,7 @@
               <w:pStyle w:val="Compact"/>
             </w:pPr>
             <w:r>
-              <w:t xml:space="preserve">Document names appear but Attach fails after CRM sign-out</w:t>
+              <w:t xml:space="preserve">Document names show, but Attach fails after CRM sign-out</w:t>
             </w:r>
           </w:p>
         </w:tc>
@@ -2353,7 +2531,7 @@
               <w:pStyle w:val="Compact"/>
             </w:pPr>
             <w:r>
-              <w:t xml:space="preserve">Sign in again through the normal CRM page, Copy again, and retry. If access is still refused, ask IT.</w:t>
+              <w:t xml:space="preserve">Sign in again on the normal CRM page. Copy again. Try again. If access is still refused, ask IT.</w:t>
             </w:r>
           </w:p>
         </w:tc>
@@ -2377,7 +2555,7 @@
               <w:pStyle w:val="Compact"/>
             </w:pPr>
             <w:r>
-              <w:t xml:space="preserve">Only self-funded values have an automatic fee-payer match. Select other funding types manually.</w:t>
+              <w:t xml:space="preserve">Only self-funded values have an automatic fee-payer match. Select other funding types yourself.</w:t>
             </w:r>
           </w:p>
         </w:tc>
@@ -2390,7 +2568,7 @@
               <w:pStyle w:val="Compact"/>
             </w:pPr>
             <w:r>
-              <w:t xml:space="preserve">Birth or residence country looks wrong</w:t>
+              <w:t xml:space="preserve">The birth or residence country looks wrong</w:t>
             </w:r>
           </w:p>
         </w:tc>
@@ -2401,7 +2579,7 @@
               <w:pStyle w:val="Compact"/>
             </w:pPr>
             <w:r>
-              <w:t xml:space="preserve">Correct it in the portal. Nationality and address country are fallbacks, not proof of the answer.</w:t>
+              <w:t xml:space="preserve">Correct it in the portal. Nationality and address country are fallbacks. They are not proof.</w:t>
             </w:r>
           </w:p>
         </w:tc>
@@ -2425,7 +2603,7 @@
               <w:pStyle w:val="Compact"/>
             </w:pPr>
             <w:r>
-              <w:t xml:space="preserve">Wait for the tab to load. Answer any conditional questions accurately, then Autofill again for newly visible empty fields.</w:t>
+              <w:t xml:space="preserve">Wait for the tab to load. Answer the conditional questions accurately. Run Autofill again for the newly visible empty fields.</w:t>
             </w:r>
           </w:p>
         </w:tc>
@@ -2438,7 +2616,7 @@
               <w:pStyle w:val="Compact"/>
             </w:pPr>
             <w:r>
-              <w:t xml:space="preserve">Student card disappeared</w:t>
+              <w:t xml:space="preserve">The student card disappeared</w:t>
             </w:r>
           </w:p>
         </w:tc>
@@ -2449,7 +2627,7 @@
               <w:pStyle w:val="Compact"/>
             </w:pPr>
             <w:r>
-              <w:t xml:space="preserve">Copy again. Data expires after inactivity, browser restart, or extension reload or update.</w:t>
+              <w:t xml:space="preserve">Copy again. The data expires after inactivity, a browser restart, or an extension reload or update.</w:t>
             </w:r>
           </w:p>
         </w:tc>
@@ -2473,7 +2651,7 @@
               <w:pStyle w:val="Compact"/>
             </w:pPr>
             <w:r>
-              <w:t xml:space="preserve">Ask your technical team which browser to use. Autofill and document attachment are not confirmed to work in every browser.</w:t>
+              <w:t xml:space="preserve">Ask your technical team which browser to use. Autofill and document attach may not work in every browser.</w:t>
             </w:r>
           </w:p>
         </w:tc>
@@ -2490,9 +2668,9 @@
       <w:pPr>
         <w:pStyle w:val="Heading2"/>
       </w:pPr>
-      <w:bookmarkStart w:id="28" w:name="_d4eb81ba6e5012318d4e60eb6afc5772b9e4922"/>
-      <w:r>
-        <w:t xml:space="preserve">Privacy note (simple)</w:t>
+      <w:bookmarkStart w:id="28" w:name="_779b46a84826d0174fa3be3ec083a6bff0c1a10"/>
+      <w:r>
+        <w:t xml:space="preserve">Privacy note</w:t>
       </w:r>
       <w:bookmarkEnd w:id="28"/>
     </w:p>
@@ -2501,7 +2679,7 @@
         <w:pStyle w:val="FirstParagraph"/>
       </w:pPr>
       <w:r>
-        <w:t xml:space="preserve">The extension keeps copied details in temporary browser memory, separate from the normal browser cache. It does not send this copy to its own cloud service or sync it between browser profiles. Anyone with access to your unlocked browser profile may be able to use an unexpired copy. The extension has no separate staff login.</w:t>
+        <w:t xml:space="preserve">The extension keeps copied details in temporary browser memory. This memory is separate from the normal browser cache. The extension does not send the copy to its own cloud service. It does not sync the copy between browser profiles. Anyone who can use your unlocked browser profile may be able to use an unexpired copy. The extension has no separate staff login.</w:t>
       </w:r>
     </w:p>
     <w:p>
@@ -2509,7 +2687,7 @@
         <w:pStyle w:val="BodyText"/>
       </w:pPr>
       <w:r>
-        <w:t xml:space="preserve">Document names and links can still identify a student. When you select</w:t>
+        <w:t xml:space="preserve">Document names and links can identify a student. When you select</w:t>
       </w:r>
       <w:r>
         <w:t xml:space="preserve"> </w:t>
@@ -2522,7 +2700,7 @@
         <w:t xml:space="preserve">Attach</w:t>
       </w:r>
       <w:r>
-        <w:t xml:space="preserve">, the extension reads the chosen file from CRM and gives it to the university page. The CRM, university, browser, clipboard tools, and operating system have their own storage rules. Select</w:t>
+        <w:t xml:space="preserve">, the extension reads the chosen file from the CRM and gives it to the university page. The CRM, the university, the browser, clipboard tools, and the operating system have their own storage rules. Select</w:t>
       </w:r>
       <w:r>
         <w:t xml:space="preserve"> </w:t>
@@ -2546,7 +2724,7 @@
         <w:pStyle w:val="BodyText"/>
       </w:pPr>
       <w:r>
-        <w:t xml:space="preserve">If a problem continues, ask your technical team for help. Share the error message and the page name. Do not send student details or documents unless your organisation has approved a safe way to share them.</w:t>
+        <w:t xml:space="preserve">If a problem continues, ask your technical team for help. Give them the error message and the page name. Do not send student details or documents unless your organisation has approved a safe way to share them.</w:t>
       </w:r>
     </w:p>
     <w:sectPr>
@@ -3121,6 +3299,9 @@
     </w:lvlOverride>
   </w:num>
   <w:num w:numId="1010">
+    <w:abstractNumId w:val="991"/>
+  </w:num>
+  <w:num w:numId="1011">
     <w:abstractNumId w:val="99411"/>
     <w:lvlOverride w:ilvl="0">
       <w:startOverride w:val="1"/>
@@ -3149,14 +3330,14 @@
     <w:lvlOverride w:ilvl="8">
       <w:startOverride w:val="1"/>
     </w:lvlOverride>
-  </w:num>
-  <w:num w:numId="1011">
-    <w:abstractNumId w:val="991"/>
   </w:num>
   <w:num w:numId="1012">
     <w:abstractNumId w:val="991"/>
   </w:num>
   <w:num w:numId="1013">
+    <w:abstractNumId w:val="991"/>
+  </w:num>
+  <w:num w:numId="1014">
     <w:abstractNumId w:val="991"/>
   </w:num>
 </w:numbering>

--- a/docs/docx/USER-HANDOVER.docx
+++ b/docs/docx/USER-HANDOVER.docx
@@ -2,32 +2,6 @@
 <file path=word/document.xml><?xml version="1.0" encoding="utf-8"?>
 <w:document xmlns:w="http://schemas.openxmlformats.org/wordprocessingml/2006/main" xmlns:m="http://schemas.openxmlformats.org/officeDocument/2006/math" xmlns:r="http://schemas.openxmlformats.org/officeDocument/2006/relationships" xmlns:o="urn:schemas-microsoft-com:office:office" xmlns:v="urn:schemas-microsoft-com:vml" xmlns:w10="urn:schemas-microsoft-com:office:word" xmlns:a="http://schemas.openxmlformats.org/drawingml/2006/main" xmlns:pic="http://schemas.openxmlformats.org/drawingml/2006/picture" xmlns:wp="http://schemas.openxmlformats.org/drawingml/2006/wordprocessingDrawing">
   <w:body>
-    <w:sdt>
-      <w:sdtPr>
-        <w:docPartObj>
-          <w:docPartGallery w:val="Table of Contents"/>
-          <w:docPartUnique/>
-        </w:docPartObj>
-      </w:sdtPr>
-      <w:sdtContent>
-        <w:p>
-          <w:pPr>
-            <w:pStyle w:val="TOCHeading"/>
-          </w:pPr>
-          <w:r>
-            <w:t xml:space="preserve">Table of Contents</w:t>
-          </w:r>
-        </w:p>
-        <w:p>
-          <w:r>
-            <w:fldChar w:fldCharType="begin" w:dirty="true"/>
-            <w:instrText xml:space="preserve">TOC \o "1-2" \h \z \u</w:instrText>
-            <w:fldChar w:fldCharType="separate"/>
-            <w:fldChar w:fldCharType="end"/>
-          </w:r>
-        </w:p>
-      </w:sdtContent>
-    </w:sdt>
     <w:p>
       <w:pPr>
         <w:pStyle w:val="Heading1"/>
@@ -43,7 +17,21 @@
         <w:pStyle w:val="FirstParagraph"/>
       </w:pPr>
       <w:r>
-        <w:t xml:space="preserve">This guide is for staff who already have the extension installed. It shows how to copy one student from SAMS CRM or Campora and fill a university application draft. It does not cover installation.</w:t>
+        <w:t xml:space="preserve">This guide is for staff who already have the extension installed. It shows how to copy one student from SAMS CRM or Campora and fill a university application draft. For Chrome install from a GitHub release, see</w:t>
+      </w:r>
+      <w:r>
+        <w:t xml:space="preserve"> </w:t>
+      </w:r>
+      <w:hyperlink r:id="rId10">
+        <w:r>
+          <w:rPr>
+            <w:rStyle w:val="Hyperlink"/>
+          </w:rPr>
+          <w:t xml:space="preserve">INSTALLATION.md</w:t>
+        </w:r>
+      </w:hyperlink>
+      <w:r>
+        <w:t xml:space="preserve">.</w:t>
       </w:r>
     </w:p>
     <w:p>
@@ -113,7 +101,7 @@
         <w:t xml:space="preserve"> </w:t>
       </w:r>
       <w:r>
-        <w:t xml:space="preserve">When the extension fills a field or attaches a file, the university's own page may save or upload it. The extension does not need to click Save or Submit for this to happen. Use only approved university pages. Check the student and the destination first.</w:t>
+        <w:t xml:space="preserve">When the extension fills a field or attaches a file, the university’s own page may save or upload it. The extension does not need to click Save or Submit for this to happen. Use only approved university pages. Check the student and the destination first.</w:t>
       </w:r>
     </w:p>
     <w:p>
@@ -135,11 +123,11 @@
       <w:pPr>
         <w:pStyle w:val="Heading2"/>
       </w:pPr>
-      <w:bookmarkStart w:id="10" w:name="_0385ed4852760b5603657817d53936df04e2b5c"/>
+      <w:bookmarkStart w:id="11" w:name="_0385ed4852760b5603657817d53936df04e2b5c"/>
       <w:r>
         <w:t xml:space="preserve">Before you start</w:t>
       </w:r>
-      <w:bookmarkEnd w:id="10"/>
+      <w:bookmarkEnd w:id="11"/>
     </w:p>
     <w:p>
       <w:pPr>
@@ -202,7 +190,7 @@
         </w:numPr>
       </w:pPr>
       <w:r>
-        <w:t xml:space="preserve">Use your organisation's approved device and browser profile. Do not share an unlocked session. Do not use a personal browser profile unless your organisation approves it.</w:t>
+        <w:t xml:space="preserve">Use your organisation’s approved device and browser profile. Do not share an unlocked session. Do not use a personal browser profile unless your organisation approves it.</w:t>
       </w:r>
     </w:p>
     <w:p>
@@ -216,11 +204,11 @@
       <w:pPr>
         <w:pStyle w:val="Heading2"/>
       </w:pPr>
-      <w:bookmarkStart w:id="11" w:name="_da8aaabd819ac0bb96090aac8205fcf9f75f857"/>
+      <w:bookmarkStart w:id="12" w:name="_06631d8e9b1ebae8d374851d486a6635449abd4"/>
       <w:r>
         <w:t xml:space="preserve">Step 1. Open one student</w:t>
       </w:r>
-      <w:bookmarkEnd w:id="11"/>
+      <w:bookmarkEnd w:id="12"/>
     </w:p>
     <w:p>
       <w:pPr>
@@ -269,11 +257,11 @@
       <w:pPr>
         <w:pStyle w:val="Heading2"/>
       </w:pPr>
-      <w:bookmarkStart w:id="12" w:name="_cab9e4572db12e5528276aa7e3571b56c4859fd"/>
+      <w:bookmarkStart w:id="13" w:name="_ece5e04d91584e925e8b8f5e5e563704de5f122"/>
       <w:r>
         <w:t xml:space="preserve">Step 2. Copy from CRM</w:t>
       </w:r>
-      <w:bookmarkEnd w:id="12"/>
+      <w:bookmarkEnd w:id="13"/>
     </w:p>
     <w:p>
       <w:pPr>
@@ -479,11 +467,11 @@
       <w:pPr>
         <w:pStyle w:val="Heading2"/>
       </w:pPr>
-      <w:bookmarkStart w:id="13" w:name="_31de1af4ed5c9bb0d49f6e5aa57c587c67ac654"/>
+      <w:bookmarkStart w:id="14" w:name="_40f958fdd0703e23f892d1692ee3872214ef8ff"/>
       <w:r>
         <w:t xml:space="preserve">Step 3. Open the university form</w:t>
       </w:r>
-      <w:bookmarkEnd w:id="13"/>
+      <w:bookmarkEnd w:id="14"/>
     </w:p>
     <w:p>
       <w:pPr>
@@ -560,11 +548,11 @@
       <w:pPr>
         <w:pStyle w:val="Heading2"/>
       </w:pPr>
-      <w:bookmarkStart w:id="14" w:name="_ff21bb4d3036e73fa1e03ce43aa99af59456238"/>
+      <w:bookmarkStart w:id="15" w:name="_f277ac636a9699a003a2c18f60a4e5824af141b"/>
       <w:r>
         <w:t xml:space="preserve">Step 4. Allow this website (when asked)</w:t>
       </w:r>
-      <w:bookmarkEnd w:id="14"/>
+      <w:bookmarkEnd w:id="15"/>
     </w:p>
     <w:p>
       <w:pPr>
@@ -686,11 +674,11 @@
       <w:pPr>
         <w:pStyle w:val="Heading2"/>
       </w:pPr>
-      <w:bookmarkStart w:id="15" w:name="_1329f4562d89bac50a0537d68fd8a1952db69cd"/>
+      <w:bookmarkStart w:id="16" w:name="_eaeff1af9e3541abf17f6c0cb08e42a8b4e680c"/>
       <w:r>
         <w:t xml:space="preserve">Step 5. Autofill this page</w:t>
       </w:r>
-      <w:bookmarkEnd w:id="15"/>
+      <w:bookmarkEnd w:id="16"/>
     </w:p>
     <w:p>
       <w:pPr>
@@ -828,11 +816,11 @@
       <w:pPr>
         <w:pStyle w:val="Heading2"/>
       </w:pPr>
-      <w:bookmarkStart w:id="16" w:name="_49964dbb33f706cfa6d9072c3eb3491713f8db5"/>
+      <w:bookmarkStart w:id="17" w:name="_f3716e6ea8aa0307bcc5a1bec970a9d9ec2df88"/>
       <w:r>
         <w:t xml:space="preserve">Step 6. Attach CRM documents</w:t>
       </w:r>
-      <w:bookmarkEnd w:id="16"/>
+      <w:bookmarkEnd w:id="17"/>
     </w:p>
     <w:p>
       <w:pPr>
@@ -1100,7 +1088,7 @@
         <w:t xml:space="preserve"> </w:t>
       </w:r>
       <w:r>
-        <w:t xml:space="preserve">or save a file by hand, your device's own storage rules apply. The extension timer does not.</w:t>
+        <w:t xml:space="preserve">or save a file by hand, your device’s own storage rules apply. The extension timer does not.</w:t>
       </w:r>
     </w:p>
     <w:p>
@@ -1108,7 +1096,19 @@
         <w:pStyle w:val="BodyText"/>
       </w:pPr>
       <w:r>
-        <w:t xml:space="preserve">If an upload field already has a file, remove it or replace it in the portal. Then scan again. An "Attached" message means that the extension put the file in the field. It does not mean that the university accepted the file.</w:t>
+        <w:t xml:space="preserve">If an upload field already has a file, remove it or replace it in the portal. Then scan again. An</w:t>
+      </w:r>
+      <w:r>
+        <w:t xml:space="preserve"> </w:t>
+      </w:r>
+      <w:r>
+        <w:t xml:space="preserve">“Attached”</w:t>
+      </w:r>
+      <w:r>
+        <w:t xml:space="preserve"> </w:t>
+      </w:r>
+      <w:r>
+        <w:t xml:space="preserve">message means that the extension put the file in the field. It does not mean that the university accepted the file.</w:t>
       </w:r>
     </w:p>
     <w:p>
@@ -1122,11 +1122,11 @@
       <w:pPr>
         <w:pStyle w:val="Heading2"/>
       </w:pPr>
-      <w:bookmarkStart w:id="17" w:name="_3f5c7dc675ed9b2c2d3230c2ca9b39bb665a728"/>
+      <w:bookmarkStart w:id="18" w:name="_eace553a14531d5806208b6e38aa0aa1c469111"/>
       <w:r>
         <w:t xml:space="preserve">Step 7. Finish the application yourself</w:t>
       </w:r>
-      <w:bookmarkEnd w:id="17"/>
+      <w:bookmarkEnd w:id="18"/>
     </w:p>
     <w:p>
       <w:pPr>
@@ -1137,7 +1137,7 @@
         </w:numPr>
       </w:pPr>
       <w:r>
-        <w:t xml:space="preserve">Use the portal's own</w:t>
+        <w:t xml:space="preserve">Use the portal’s own</w:t>
       </w:r>
       <w:r>
         <w:t xml:space="preserve"> </w:t>
@@ -1227,11 +1227,11 @@
       <w:pPr>
         <w:pStyle w:val="Heading2"/>
       </w:pPr>
-      <w:bookmarkStart w:id="18" w:name="_fd6848ea0507ec0a36ff53af50c11ad7bc3b49e"/>
+      <w:bookmarkStart w:id="19" w:name="_468ce03d6e4e9f732c901de0f97630f65a09ead"/>
       <w:r>
         <w:t xml:space="preserve">Step 8. Clear when you finish</w:t>
       </w:r>
-      <w:bookmarkEnd w:id="18"/>
+      <w:bookmarkEnd w:id="19"/>
     </w:p>
     <w:p>
       <w:pPr>
@@ -1401,11 +1401,11 @@
       <w:pPr>
         <w:pStyle w:val="Heading2"/>
       </w:pPr>
-      <w:bookmarkStart w:id="19" w:name="_5d5bfb996229feab7bbf4cc84f05100b8303e54"/>
+      <w:bookmarkStart w:id="20" w:name="_5d5bfb996229feab7bbf4cc84f05100b8303e54"/>
       <w:r>
         <w:t xml:space="preserve">Copy and paste one detail</w:t>
       </w:r>
-      <w:bookmarkEnd w:id="19"/>
+      <w:bookmarkEnd w:id="20"/>
     </w:p>
     <w:p>
       <w:pPr>
@@ -1572,11 +1572,11 @@
       <w:pPr>
         <w:pStyle w:val="Heading2"/>
       </w:pPr>
-      <w:bookmarkStart w:id="20" w:name="_48ffacb836a3109ef484f441ba8515ced299263"/>
+      <w:bookmarkStart w:id="21" w:name="_48ffacb836a3109ef484f441ba8515ced299263"/>
       <w:r>
         <w:t xml:space="preserve">One-student rule</w:t>
       </w:r>
-      <w:bookmarkEnd w:id="20"/>
+      <w:bookmarkEnd w:id="21"/>
     </w:p>
     <w:p>
       <w:pPr>
@@ -1669,11 +1669,11 @@
       <w:pPr>
         <w:pStyle w:val="Heading2"/>
       </w:pPr>
-      <w:bookmarkStart w:id="21" w:name="_a1506f7c744da09376211b9a363d73622638108"/>
+      <w:bookmarkStart w:id="22" w:name="_a1506f7c744da09376211b9a363d73622638108"/>
       <w:r>
         <w:t xml:space="preserve">What Clear does and does not do</w:t>
       </w:r>
-      <w:bookmarkEnd w:id="21"/>
+      <w:bookmarkEnd w:id="22"/>
     </w:p>
     <w:p>
       <w:pPr>
@@ -1788,11 +1788,11 @@
       <w:pPr>
         <w:pStyle w:val="Heading2"/>
       </w:pPr>
-      <w:bookmarkStart w:id="22" w:name="_54594d6f05b05f656440f3a5a5c59f10b5f2d76"/>
+      <w:bookmarkStart w:id="23" w:name="_54594d6f05b05f656440f3a5a5c59f10b5f2d76"/>
       <w:r>
         <w:t xml:space="preserve">Leaving the role, changing devices, or losing a device</w:t>
       </w:r>
-      <w:bookmarkEnd w:id="22"/>
+      <w:bookmarkEnd w:id="23"/>
     </w:p>
     <w:p>
       <w:pPr>
@@ -1820,7 +1820,7 @@
         <w:t xml:space="preserve">Clear</w:t>
       </w:r>
       <w:r>
-        <w:t xml:space="preserve">. Sign out of the CRM and the university portals. Close student forms and document viewers. Follow IT's instructions for browser profiles, downloads, clipboard history, and returning the device. Do not delete university records or incident evidence yourself.</w:t>
+        <w:t xml:space="preserve">. Sign out of the CRM and the university portals. Close student forms and document viewers. Follow IT’s instructions for browser profiles, downloads, clipboard history, and returning the device. Do not delete university records or incident evidence yourself.</w:t>
       </w:r>
     </w:p>
     <w:p>
@@ -1833,7 +1833,7 @@
       <w:r>
         <w:t xml:space="preserve"> </w:t>
       </w:r>
-      <w:hyperlink r:id="rId23">
+      <w:hyperlink r:id="rId24">
         <w:r>
           <w:rPr>
             <w:rStyle w:val="Hyperlink"/>
@@ -1850,7 +1850,7 @@
         <w:pStyle w:val="BodyText"/>
       </w:pPr>
       <w:r>
-        <w:t xml:space="preserve">If you filled the wrong student's form or attached the wrong document, stop work. Tell your manager or IT team. Clear the extension copy. Do not assume that this undoes a portal save or upload.</w:t>
+        <w:t xml:space="preserve">If you filled the wrong student’s form or attached the wrong document, stop work. Tell your manager or IT team. Clear the extension copy. Do not assume that this undoes a portal save or upload.</w:t>
       </w:r>
     </w:p>
     <w:p>
@@ -1864,16 +1864,17 @@
       <w:pPr>
         <w:pStyle w:val="Heading2"/>
       </w:pPr>
-      <w:bookmarkStart w:id="24" w:name="_19589048688bbb6a95fc077a69f3ad21cb505fb"/>
+      <w:bookmarkStart w:id="25" w:name="_19589048688bbb6a95fc077a69f3ad21cb505fb"/>
       <w:r>
         <w:t xml:space="preserve">Supported universities</w:t>
       </w:r>
-      <w:bookmarkEnd w:id="24"/>
+      <w:bookmarkEnd w:id="25"/>
     </w:p>
     <w:tbl>
       <w:tblPr>
         <w:tblStyle w:val="Table"/>
-        <w:tblW w:type="auto" w:w="0"/>
+        <w:tblW w:type="pct" w:w="5000"/>
+        <w:tblLayout w:type="fixed"/>
         <w:tblLook w:firstRow="1" w:lastRow="0" w:firstColumn="0" w:lastColumn="0" w:noHBand="0" w:noVBand="0" w:val="0020"/>
       </w:tblPr>
       <w:tblGrid>
@@ -2016,15 +2017,15 @@
       <w:pPr>
         <w:pStyle w:val="Heading3"/>
       </w:pPr>
-      <w:bookmarkStart w:id="25" w:name="_e0711d97316b66080f68e837f477191fae9ad4c"/>
+      <w:bookmarkStart w:id="26" w:name="_e0711d97316b66080f68e837f477191fae9ad4c"/>
       <w:r>
         <w:t xml:space="preserve">Values that need extra care</w:t>
       </w:r>
-      <w:bookmarkEnd w:id="25"/>
-    </w:p>
-    <w:p>
-      <w:pPr>
-        <w:pStyle w:val="Compact"/>
+      <w:bookmarkEnd w:id="26"/>
+    </w:p>
+    <w:p>
+      <w:pPr>
+        <w:pStyle w:val="FirstParagraph"/>
         <w:numPr>
           <w:ilvl w:val="0"/>
           <w:numId w:val="1014"/>
@@ -2035,6 +2036,130 @@
           <w:b/>
           <w:bCs/>
         </w:rPr>
+        <w:t xml:space="preserve">Approved rules from 2026-10-28.</w:t>
+      </w:r>
+      <w:r>
+        <w:t xml:space="preserve"> </w:t>
+      </w:r>
+      <w:r>
+        <w:t xml:space="preserve">Manchester British-passport and EU-citizenship answers and Bangor passport nation follow recognised nationality. This is an approved assumption, not proof of passport ownership; the UK is not in the EU. Manchester applying from within the UK follows current residence. Unknown or conflicting source data stays manual.</w:t>
+      </w:r>
+    </w:p>
+    <w:p>
+      <w:pPr>
+        <w:pStyle w:val="FirstParagraph"/>
+        <w:numPr>
+          <w:ilvl w:val="0"/>
+          <w:numId w:val="1014"/>
+        </w:numPr>
+      </w:pPr>
+      <w:r>
+        <w:rPr>
+          <w:b/>
+          <w:bCs/>
+        </w:rPr>
+        <w:t xml:space="preserve">Addresses.</w:t>
+      </w:r>
+      <w:r>
+        <w:t xml:space="preserve"> </w:t>
+      </w:r>
+      <w:r>
+        <w:t xml:space="preserve">Greenwich Permanent and Manchester Home Address use explicit CRM permanent details. Mailing/correspondence uses present details. There is no fallback between them. Same-address questions need both complete addresses. A joined Campora address does not supply missing city/postcode/country.</w:t>
+      </w:r>
+    </w:p>
+    <w:p>
+      <w:pPr>
+        <w:pStyle w:val="FirstParagraph"/>
+        <w:numPr>
+          <w:ilvl w:val="0"/>
+          <w:numId w:val="1014"/>
+        </w:numPr>
+      </w:pPr>
+      <w:r>
+        <w:rPr>
+          <w:b/>
+          <w:bCs/>
+        </w:rPr>
+        <w:t xml:space="preserve">Identity and references.</w:t>
+      </w:r>
+      <w:r>
+        <w:t xml:space="preserve"> </w:t>
+      </w:r>
+      <w:r>
+        <w:t xml:space="preserve">Greenwich Full Legal Name combines given, middle and family names. Referee name/email/phone come from the CRM reference person, never the applicant. Other referee details remain manual.</w:t>
+      </w:r>
+    </w:p>
+    <w:p>
+      <w:pPr>
+        <w:pStyle w:val="FirstParagraph"/>
+        <w:numPr>
+          <w:ilvl w:val="0"/>
+          <w:numId w:val="1014"/>
+        </w:numPr>
+      </w:pPr>
+      <w:r>
+        <w:rPr>
+          <w:b/>
+          <w:bCs/>
+        </w:rPr>
+        <w:t xml:space="preserve">Agency and completion.</w:t>
+      </w:r>
+      <w:r>
+        <w:t xml:space="preserve"> </w:t>
+      </w:r>
+      <w:r>
+        <w:t xml:space="preserve">Manchester Agency Name is SAMS Global; agency city/email and IDs remain manual. Completed becomes Yes only when the recorded education end date is definitely past; no grade is required. A current/future/missing date does not imply No.</w:t>
+      </w:r>
+    </w:p>
+    <w:p>
+      <w:pPr>
+        <w:pStyle w:val="FirstParagraph"/>
+        <w:numPr>
+          <w:ilvl w:val="0"/>
+          <w:numId w:val="1014"/>
+        </w:numPr>
+      </w:pPr>
+      <w:r>
+        <w:rPr>
+          <w:b/>
+          <w:bCs/>
+        </w:rPr>
+        <w:t xml:space="preserve">UK visa refusal.</w:t>
+      </w:r>
+      <w:r>
+        <w:t xml:space="preserve"> </w:t>
+      </w:r>
+      <w:r>
+        <w:t xml:space="preserve">Bangor uses a UK-specific refusal record for Yes, or explicit no-refusal history for No. A refusal in another country, missing country or conflicting record stays manual. The number of refusals stays manual. See the</w:t>
+      </w:r>
+      <w:r>
+        <w:t xml:space="preserve"> </w:t>
+      </w:r>
+      <w:hyperlink r:id="rId27">
+        <w:r>
+          <w:rPr>
+            <w:rStyle w:val="Hyperlink"/>
+          </w:rPr>
+          <w:t xml:space="preserve">full contract</w:t>
+        </w:r>
+      </w:hyperlink>
+      <w:r>
+        <w:t xml:space="preserve">.</w:t>
+      </w:r>
+    </w:p>
+    <w:p>
+      <w:pPr>
+        <w:pStyle w:val="FirstParagraph"/>
+        <w:numPr>
+          <w:ilvl w:val="0"/>
+          <w:numId w:val="1014"/>
+        </w:numPr>
+      </w:pPr>
+      <w:r>
+        <w:rPr>
+          <w:b/>
+          <w:bCs/>
+        </w:rPr>
         <w:t xml:space="preserve">Country of birth.</w:t>
       </w:r>
       <w:r>
@@ -2046,7 +2171,7 @@
     </w:p>
     <w:p>
       <w:pPr>
-        <w:pStyle w:val="Compact"/>
+        <w:pStyle w:val="FirstParagraph"/>
         <w:numPr>
           <w:ilvl w:val="0"/>
           <w:numId w:val="1014"/>
@@ -2063,12 +2188,12 @@
         <w:t xml:space="preserve"> </w:t>
       </w:r>
       <w:r>
-        <w:t xml:space="preserve">The extension can fill residence from the CRM address country. Check that it answers the portal's residence question. A separate CRM value takes precedence.</w:t>
-      </w:r>
-    </w:p>
-    <w:p>
-      <w:pPr>
-        <w:pStyle w:val="Compact"/>
+        <w:t xml:space="preserve">The extension can fill residence from the CRM address country. Check that it answers the portal’s residence question. A separate CRM value takes precedence.</w:t>
+      </w:r>
+    </w:p>
+    <w:p>
+      <w:pPr>
+        <w:pStyle w:val="FirstParagraph"/>
         <w:numPr>
           <w:ilvl w:val="0"/>
           <w:numId w:val="1014"/>
@@ -2090,7 +2215,7 @@
     </w:p>
     <w:p>
       <w:pPr>
-        <w:pStyle w:val="Compact"/>
+        <w:pStyle w:val="FirstParagraph"/>
         <w:numPr>
           <w:ilvl w:val="0"/>
           <w:numId w:val="1014"/>
@@ -2112,7 +2237,7 @@
     </w:p>
     <w:p>
       <w:pPr>
-        <w:pStyle w:val="Compact"/>
+        <w:pStyle w:val="FirstParagraph"/>
         <w:numPr>
           <w:ilvl w:val="0"/>
           <w:numId w:val="1014"/>
@@ -2129,7 +2254,7 @@
         <w:t xml:space="preserve"> </w:t>
       </w:r>
       <w:r>
-        <w:t xml:space="preserve">It can receive the copied job title. Full-time or Part-time is your answer. Referee fields must not receive the applicant's contact details.</w:t>
+        <w:t xml:space="preserve">It can receive the copied job title. Full-time or Part-time is your answer. Referee fields must not receive the applicant’s contact details.</w:t>
       </w:r>
     </w:p>
     <w:p>
@@ -2157,11 +2282,11 @@
       <w:pPr>
         <w:pStyle w:val="Heading3"/>
       </w:pPr>
-      <w:bookmarkStart w:id="26" w:name="_78cc6b547a6e4d570635b09538558ef77587dce"/>
+      <w:bookmarkStart w:id="28" w:name="_78cc6b547a6e4d570635b09538558ef77587dce"/>
       <w:r>
         <w:t xml:space="preserve">Greater Manchester tabs and conditional fields</w:t>
       </w:r>
-      <w:bookmarkEnd w:id="26"/>
+      <w:bookmarkEnd w:id="28"/>
     </w:p>
     <w:p>
       <w:pPr>
@@ -2176,7 +2301,7 @@
         <w:pStyle w:val="BodyText"/>
       </w:pPr>
       <w:r>
-        <w:t xml:space="preserve">Some qualification name, subject, and grade boxes appear only after you choose a category such as Other. Make those choices yourself, when they are accurate. Then run Autofill again. The typed personal statement appears after you choose not to upload a statement. The correspondence email appears only after you answer the correspondence-address question. Do not change an application answer just to show an Autofill target. Hidden or unanswered fields can stay manual.</w:t>
+        <w:t xml:space="preserve">Some qualification name, subject, and grade boxes appear only after you choose a category such as Other. Make those choices yourself, when they are accurate. Then run Autofill again. The typed personal statement appears after you choose not to upload a statement. Those choices, English-test reveal branches and Bangor starting term remain manual. For two complete addresses, the extension can answer Manchester’s correspondence question and make one follow-up scan to fill the revealed present address and email. If data is incomplete or controls load slowly, check the answer yourself and run Autofill again. Do not change an application answer just to show an Autofill target.</w:t>
       </w:r>
     </w:p>
     <w:p>
@@ -2190,16 +2315,17 @@
       <w:pPr>
         <w:pStyle w:val="Heading2"/>
       </w:pPr>
-      <w:bookmarkStart w:id="27" w:name="_troubleshooting"/>
+      <w:bookmarkStart w:id="29" w:name="_troubleshooting"/>
       <w:r>
         <w:t xml:space="preserve">Troubleshooting</w:t>
       </w:r>
-      <w:bookmarkEnd w:id="27"/>
+      <w:bookmarkEnd w:id="29"/>
     </w:p>
     <w:tbl>
       <w:tblPr>
         <w:tblStyle w:val="Table"/>
-        <w:tblW w:type="auto" w:w="0"/>
+        <w:tblW w:type="pct" w:w="5000"/>
+        <w:tblLayout w:type="fixed"/>
         <w:tblLook w:firstRow="1" w:lastRow="0" w:firstColumn="0" w:lastColumn="0" w:noHBand="0" w:noVBand="0" w:val="0020"/>
       </w:tblPr>
       <w:tblGrid>
@@ -2668,11 +2794,11 @@
       <w:pPr>
         <w:pStyle w:val="Heading2"/>
       </w:pPr>
-      <w:bookmarkStart w:id="28" w:name="_779b46a84826d0174fa3be3ec083a6bff0c1a10"/>
+      <w:bookmarkStart w:id="30" w:name="_779b46a84826d0174fa3be3ec083a6bff0c1a10"/>
       <w:r>
         <w:t xml:space="preserve">Privacy note</w:t>
       </w:r>
-      <w:bookmarkEnd w:id="28"/>
+      <w:bookmarkEnd w:id="30"/>
     </w:p>
     <w:p>
       <w:pPr>
